--- a/Technical Report.docx
+++ b/Technical Report.docx
@@ -2661,7 +2661,55 @@
         <w:rPr>
           <w:color w:val="000000"/>
         </w:rPr>
-        <w:t>The overall model comparison showed that ensemble learning methods substantially outperformed Logistic Regression.</w:t>
+        <w:t xml:space="preserve"> </w:t>
+      </w:r>
+      <w:r>
+        <w:rPr>
+          <w:color w:val="000000"/>
+        </w:rPr>
+        <w:t>The overall model comparison showed that ensemble learning methods substantially</w:t>
+      </w:r>
+      <w:r>
+        <w:rPr>
+          <w:rStyle w:val="apple-converted-space"/>
+          <w:rFonts w:eastAsiaTheme="majorEastAsia"/>
+          <w:color w:val="000000"/>
+        </w:rPr>
+        <w:t> </w:t>
+      </w:r>
+      <w:r>
+        <w:rPr>
+          <w:color w:val="000000"/>
+        </w:rPr>
+        <w:t>outperformed Logistic Regression. However, the two ensemble models each performed</w:t>
+      </w:r>
+      <w:r>
+        <w:rPr>
+          <w:rStyle w:val="apple-converted-space"/>
+          <w:rFonts w:eastAsiaTheme="majorEastAsia"/>
+          <w:color w:val="000000"/>
+        </w:rPr>
+        <w:t> </w:t>
+      </w:r>
+      <w:r>
+        <w:rPr>
+          <w:color w:val="000000"/>
+        </w:rPr>
+        <w:t>best on different metrics, reflecting a meaningful tradeoff between ranking ability</w:t>
+      </w:r>
+      <w:r>
+        <w:rPr>
+          <w:rStyle w:val="apple-converted-space"/>
+          <w:rFonts w:eastAsiaTheme="majorEastAsia"/>
+          <w:color w:val="000000"/>
+        </w:rPr>
+        <w:t> </w:t>
+      </w:r>
+      <w:r>
+        <w:rPr>
+          <w:color w:val="000000"/>
+        </w:rPr>
+        <w:t>and classification balance.</w:t>
       </w:r>
     </w:p>
     <w:tbl>
@@ -2984,23 +3032,118 @@
           <w:color w:val="000000"/>
         </w:rPr>
       </w:pPr>
-      <w:r>
-        <w:rPr>
-          <w:color w:val="000000"/>
-        </w:rPr>
-        <w:t>XGBoost achieved the strongest overall ranking performance, with the highest weighted ROC-AUC and Average Precision scores. Random Forest also performed strongly, while Logistic Regression remained only slightly above random classification performance.</w:t>
-      </w:r>
-      <w:r>
-        <w:rPr>
-          <w:color w:val="000000"/>
-        </w:rPr>
-        <w:t xml:space="preserve"> </w:t>
-      </w:r>
-      <w:r>
-        <w:rPr>
-          <w:color w:val="000000"/>
-        </w:rPr>
-        <w:t>These results suggest that nonlinear ensemble methods better capture the operational complexity of airline delay patterns.</w:t>
+    </w:p>
+    <w:p>
+      <w:pPr>
+        <w:pStyle w:val="NormalWeb"/>
+        <w:spacing w:before="0" w:beforeAutospacing="0" w:after="0" w:afterAutospacing="0" w:line="360" w:lineRule="auto"/>
+        <w:rPr>
+          <w:color w:val="000000"/>
+        </w:rPr>
+      </w:pPr>
+      <w:r>
+        <w:rPr>
+          <w:color w:val="000000"/>
+        </w:rPr>
+        <w:t>XGBoost achieved the strongest ranking performance, with the highest weighted</w:t>
+      </w:r>
+      <w:r>
+        <w:rPr>
+          <w:rStyle w:val="apple-converted-space"/>
+          <w:rFonts w:eastAsiaTheme="majorEastAsia"/>
+          <w:color w:val="000000"/>
+        </w:rPr>
+        <w:t> </w:t>
+      </w:r>
+      <w:r>
+        <w:rPr>
+          <w:color w:val="000000"/>
+        </w:rPr>
+        <w:t>ROC-AUC and Average Precision scores, indicating better overall probability</w:t>
+      </w:r>
+      <w:r>
+        <w:rPr>
+          <w:rStyle w:val="apple-converted-space"/>
+          <w:rFonts w:eastAsiaTheme="majorEastAsia"/>
+          <w:color w:val="000000"/>
+        </w:rPr>
+        <w:t> </w:t>
+      </w:r>
+      <w:r>
+        <w:rPr>
+          <w:color w:val="000000"/>
+        </w:rPr>
+        <w:t>discrimination across classes. Random Forest, however, achieved the strongest</w:t>
+      </w:r>
+      <w:r>
+        <w:rPr>
+          <w:rStyle w:val="apple-converted-space"/>
+          <w:rFonts w:eastAsiaTheme="majorEastAsia"/>
+          <w:color w:val="000000"/>
+        </w:rPr>
+        <w:t> </w:t>
+      </w:r>
+      <w:r>
+        <w:rPr>
+          <w:color w:val="000000"/>
+        </w:rPr>
+        <w:t>weighted F1-score and macro F1-score, indicating better balance between precision</w:t>
+      </w:r>
+      <w:r>
+        <w:rPr>
+          <w:rStyle w:val="apple-converted-space"/>
+          <w:rFonts w:eastAsiaTheme="majorEastAsia"/>
+          <w:color w:val="000000"/>
+        </w:rPr>
+        <w:t> </w:t>
+      </w:r>
+      <w:r>
+        <w:rPr>
+          <w:color w:val="000000"/>
+        </w:rPr>
+        <w:t>and recall across all four delay severity classes. Logistic Regression remained</w:t>
+      </w:r>
+      <w:r>
+        <w:rPr>
+          <w:rStyle w:val="apple-converted-space"/>
+          <w:rFonts w:eastAsiaTheme="majorEastAsia"/>
+          <w:color w:val="000000"/>
+        </w:rPr>
+        <w:t> </w:t>
+      </w:r>
+      <w:r>
+        <w:rPr>
+          <w:color w:val="000000"/>
+        </w:rPr>
+        <w:t>only slightly above random classification performance. These differences highlight</w:t>
+      </w:r>
+      <w:r>
+        <w:rPr>
+          <w:rStyle w:val="apple-converted-space"/>
+          <w:rFonts w:eastAsiaTheme="majorEastAsia"/>
+          <w:color w:val="000000"/>
+        </w:rPr>
+        <w:t> </w:t>
+      </w:r>
+      <w:r>
+        <w:rPr>
+          <w:color w:val="000000"/>
+        </w:rPr>
+        <w:t>why no single metric fully captures model performance under severe class imbalance,</w:t>
+      </w:r>
+      <w:r>
+        <w:rPr>
+          <w:rStyle w:val="apple-converted-space"/>
+          <w:rFonts w:eastAsiaTheme="majorEastAsia"/>
+          <w:color w:val="000000"/>
+        </w:rPr>
+        <w:t> </w:t>
+      </w:r>
+      <w:r>
+        <w:rPr>
+          <w:color w:val="000000"/>
+        </w:rPr>
+        <w:t>and why multiple evaluation perspectives are necessary.</w:t>
       </w:r>
     </w:p>
     <w:p>
@@ -4217,6 +4360,8 @@
         <w:pStyle w:val="NormalWeb"/>
         <w:spacing w:before="0" w:beforeAutospacing="0" w:after="0" w:afterAutospacing="0" w:line="360" w:lineRule="auto"/>
         <w:rPr>
+          <w:rStyle w:val="apple-converted-space"/>
+          <w:rFonts w:eastAsiaTheme="majorEastAsia"/>
           <w:color w:val="000000"/>
         </w:rPr>
       </w:pPr>
@@ -4226,15 +4371,14 @@
         </w:rPr>
         <w:t>XGBoost achieved the highest overall accuracy and strongest ROC-AUC performance.</w:t>
       </w:r>
-    </w:p>
-    <w:p>
-      <w:pPr>
-        <w:pStyle w:val="NormalWeb"/>
-        <w:spacing w:before="0" w:beforeAutospacing="0" w:after="0" w:afterAutospacing="0" w:line="360" w:lineRule="auto"/>
-        <w:rPr>
-          <w:color w:val="000000"/>
-        </w:rPr>
-      </w:pPr>
+      <w:r>
+        <w:rPr>
+          <w:rStyle w:val="apple-converted-space"/>
+          <w:rFonts w:eastAsiaTheme="majorEastAsia"/>
+          <w:color w:val="000000"/>
+        </w:rPr>
+        <w:t> </w:t>
+      </w:r>
       <w:r>
         <w:rPr>
           <w:color w:val="000000"/>
@@ -4247,10 +4391,12 @@
         <w:pStyle w:val="NormalWeb"/>
         <w:numPr>
           <w:ilvl w:val="0"/>
-          <w:numId w:val="36"/>
+          <w:numId w:val="44"/>
         </w:numPr>
         <w:spacing w:before="0" w:beforeAutospacing="0" w:after="0" w:afterAutospacing="0" w:line="360" w:lineRule="auto"/>
         <w:rPr>
+          <w:rStyle w:val="apple-converted-space"/>
+          <w:rFonts w:eastAsiaTheme="majorEastAsia"/>
           <w:color w:val="000000"/>
         </w:rPr>
       </w:pPr>
@@ -4266,10 +4412,12 @@
         <w:pStyle w:val="NormalWeb"/>
         <w:numPr>
           <w:ilvl w:val="0"/>
-          <w:numId w:val="36"/>
+          <w:numId w:val="44"/>
         </w:numPr>
         <w:spacing w:before="0" w:beforeAutospacing="0" w:after="0" w:afterAutospacing="0" w:line="360" w:lineRule="auto"/>
         <w:rPr>
+          <w:rStyle w:val="apple-converted-space"/>
+          <w:rFonts w:eastAsiaTheme="majorEastAsia"/>
           <w:color w:val="000000"/>
         </w:rPr>
       </w:pPr>
@@ -4285,10 +4433,12 @@
         <w:pStyle w:val="NormalWeb"/>
         <w:numPr>
           <w:ilvl w:val="0"/>
-          <w:numId w:val="36"/>
+          <w:numId w:val="44"/>
         </w:numPr>
         <w:spacing w:before="0" w:beforeAutospacing="0" w:after="0" w:afterAutospacing="0" w:line="360" w:lineRule="auto"/>
         <w:rPr>
+          <w:rStyle w:val="apple-converted-space"/>
+          <w:rFonts w:eastAsiaTheme="majorEastAsia"/>
           <w:color w:val="000000"/>
         </w:rPr>
       </w:pPr>
@@ -4302,16 +4452,143 @@
     <w:p>
       <w:pPr>
         <w:pStyle w:val="NormalWeb"/>
-        <w:spacing w:before="0" w:beforeAutospacing="0" w:after="0" w:afterAutospacing="0" w:line="360" w:lineRule="auto"/>
-        <w:rPr>
-          <w:color w:val="000000"/>
-        </w:rPr>
-      </w:pPr>
-      <w:r>
-        <w:rPr>
-          <w:color w:val="000000"/>
-        </w:rPr>
-        <w:t>However, the model almost never correctly predicted Severe delays. This demonstrates that even highly advanced boosting methods struggle under extreme multiclass imbalance conditions.</w:t>
+        <w:numPr>
+          <w:ilvl w:val="0"/>
+          <w:numId w:val="44"/>
+        </w:numPr>
+        <w:spacing w:before="0" w:beforeAutospacing="0" w:after="0" w:afterAutospacing="0" w:line="360" w:lineRule="auto"/>
+        <w:rPr>
+          <w:rStyle w:val="apple-converted-space"/>
+          <w:rFonts w:eastAsiaTheme="majorEastAsia"/>
+          <w:color w:val="000000"/>
+        </w:rPr>
+      </w:pPr>
+      <w:r>
+        <w:rPr>
+          <w:color w:val="000000"/>
+        </w:rPr>
+        <w:t>0 correctly classified Severe delays</w:t>
+      </w:r>
+      <w:r>
+        <w:rPr>
+          <w:rStyle w:val="apple-converted-space"/>
+          <w:rFonts w:eastAsiaTheme="majorEastAsia"/>
+          <w:color w:val="000000"/>
+        </w:rPr>
+        <w:t> </w:t>
+      </w:r>
+    </w:p>
+    <w:p>
+      <w:pPr>
+        <w:pStyle w:val="NormalWeb"/>
+        <w:spacing w:before="0" w:beforeAutospacing="0" w:after="0" w:afterAutospacing="0" w:line="360" w:lineRule="auto"/>
+        <w:rPr>
+          <w:color w:val="000000"/>
+        </w:rPr>
+      </w:pPr>
+      <w:r>
+        <w:rPr>
+          <w:color w:val="000000"/>
+        </w:rPr>
+        <w:t>The model almost never correctly predicted Moderate or Severe delays. This behavior</w:t>
+      </w:r>
+      <w:r>
+        <w:rPr>
+          <w:rStyle w:val="apple-converted-space"/>
+          <w:rFonts w:eastAsiaTheme="majorEastAsia"/>
+          <w:color w:val="000000"/>
+        </w:rPr>
+        <w:t> </w:t>
+      </w:r>
+      <w:r>
+        <w:rPr>
+          <w:color w:val="000000"/>
+        </w:rPr>
+        <w:t>is directly explained by the probability distribution analysis: XGBoost assigned</w:t>
+      </w:r>
+      <w:r>
+        <w:rPr>
+          <w:rStyle w:val="apple-converted-space"/>
+          <w:rFonts w:eastAsiaTheme="majorEastAsia"/>
+          <w:color w:val="000000"/>
+        </w:rPr>
+        <w:t> </w:t>
+      </w:r>
+      <w:r>
+        <w:rPr>
+          <w:color w:val="000000"/>
+        </w:rPr>
+        <w:t>near-zero predicted probabilities to Moderate and Severe classes across nearly all</w:t>
+      </w:r>
+      <w:r>
+        <w:rPr>
+          <w:rStyle w:val="apple-converted-space"/>
+          <w:rFonts w:eastAsiaTheme="majorEastAsia"/>
+          <w:color w:val="000000"/>
+        </w:rPr>
+        <w:t> </w:t>
+      </w:r>
+      <w:r>
+        <w:rPr>
+          <w:color w:val="000000"/>
+        </w:rPr>
+        <w:t xml:space="preserve">test observations, causing the model to default to On-time predictions for </w:t>
+      </w:r>
+      <w:proofErr w:type="gramStart"/>
+      <w:r>
+        <w:rPr>
+          <w:color w:val="000000"/>
+        </w:rPr>
+        <w:t>the</w:t>
+      </w:r>
+      <w:r>
+        <w:rPr>
+          <w:rStyle w:val="apple-converted-space"/>
+          <w:rFonts w:eastAsiaTheme="majorEastAsia"/>
+          <w:color w:val="000000"/>
+        </w:rPr>
+        <w:t> </w:t>
+      </w:r>
+      <w:r>
+        <w:rPr>
+          <w:color w:val="000000"/>
+        </w:rPr>
+        <w:t>vast majority of</w:t>
+      </w:r>
+      <w:proofErr w:type="gramEnd"/>
+      <w:r>
+        <w:rPr>
+          <w:color w:val="000000"/>
+        </w:rPr>
+        <w:t xml:space="preserve"> flights. This demonstrates that even highly advanced boosting</w:t>
+      </w:r>
+      <w:r>
+        <w:rPr>
+          <w:rStyle w:val="apple-converted-space"/>
+          <w:rFonts w:eastAsiaTheme="majorEastAsia"/>
+          <w:color w:val="000000"/>
+        </w:rPr>
+        <w:t> </w:t>
+      </w:r>
+      <w:r>
+        <w:rPr>
+          <w:color w:val="000000"/>
+        </w:rPr>
+        <w:t>methods can struggle under extreme multiclass imbalance when no explicit balancing</w:t>
+      </w:r>
+      <w:r>
+        <w:rPr>
+          <w:rStyle w:val="apple-converted-space"/>
+          <w:rFonts w:eastAsiaTheme="majorEastAsia"/>
+          <w:color w:val="000000"/>
+        </w:rPr>
+        <w:t> </w:t>
+      </w:r>
+      <w:r>
+        <w:rPr>
+          <w:color w:val="000000"/>
+        </w:rPr>
+        <w:t>mechanism is applied during training.</w:t>
       </w:r>
     </w:p>
     <w:p>
@@ -4841,7 +5118,7 @@
           <w14:ligatures w14:val="standardContextual"/>
         </w:rPr>
         <w:drawing>
-          <wp:inline distT="0" distB="0" distL="0" distR="0" wp14:anchorId="34142887" wp14:editId="490AA148">
+          <wp:inline distT="0" distB="0" distL="0" distR="0" wp14:anchorId="34142887" wp14:editId="3B44C01F">
             <wp:extent cx="5943600" cy="5304155"/>
             <wp:effectExtent l="0" t="0" r="0" b="4445"/>
             <wp:docPr id="701423165" name="Picture 10" descr="A group of graphs showing different colors&#10;&#10;AI-generated content may be incorrect."/>
@@ -4895,7 +5172,311 @@
         <w:rPr>
           <w:color w:val="000000"/>
         </w:rPr>
-        <w:t>The probability distribution plots provide additional insight into model confidence and calibration behavior.</w:t>
+        <w:t>The probability distribution plots provide additional insight into model confidence</w:t>
+      </w:r>
+      <w:r>
+        <w:rPr>
+          <w:rStyle w:val="apple-converted-space"/>
+          <w:rFonts w:eastAsiaTheme="majorEastAsia"/>
+          <w:color w:val="000000"/>
+        </w:rPr>
+        <w:t> </w:t>
+      </w:r>
+      <w:r>
+        <w:rPr>
+          <w:color w:val="000000"/>
+        </w:rPr>
+        <w:t>and calibration behavior.</w:t>
+      </w:r>
+    </w:p>
+    <w:p>
+      <w:pPr>
+        <w:pStyle w:val="NormalWeb"/>
+        <w:spacing w:before="0" w:beforeAutospacing="0" w:after="0" w:afterAutospacing="0" w:line="360" w:lineRule="auto"/>
+        <w:rPr>
+          <w:color w:val="000000"/>
+        </w:rPr>
+      </w:pPr>
+      <w:r>
+        <w:rPr>
+          <w:color w:val="000000"/>
+        </w:rPr>
+        <w:t>Logistic Regression produced heavily skewed probability distributions. Predicted</w:t>
+      </w:r>
+      <w:r>
+        <w:rPr>
+          <w:rStyle w:val="apple-converted-space"/>
+          <w:rFonts w:eastAsiaTheme="majorEastAsia"/>
+          <w:color w:val="000000"/>
+        </w:rPr>
+        <w:t> </w:t>
+      </w:r>
+      <w:r>
+        <w:rPr>
+          <w:color w:val="000000"/>
+        </w:rPr>
+        <w:t>probabilities for the On-time class were concentrated at extremely low values</w:t>
+      </w:r>
+      <w:r>
+        <w:rPr>
+          <w:rStyle w:val="apple-converted-space"/>
+          <w:rFonts w:eastAsiaTheme="majorEastAsia"/>
+          <w:color w:val="000000"/>
+        </w:rPr>
+        <w:t> </w:t>
+      </w:r>
+      <w:r>
+        <w:rPr>
+          <w:color w:val="000000"/>
+        </w:rPr>
+        <w:t>between 0.01 and 0.05, while predicted probabilities for the Severe class were</w:t>
+      </w:r>
+      <w:r>
+        <w:rPr>
+          <w:rStyle w:val="apple-converted-space"/>
+          <w:rFonts w:eastAsiaTheme="majorEastAsia"/>
+          <w:color w:val="000000"/>
+        </w:rPr>
+        <w:t> </w:t>
+      </w:r>
+      <w:r>
+        <w:rPr>
+          <w:color w:val="000000"/>
+        </w:rPr>
+        <w:t>concentrated between 0.50 and 0.80. This imbalance in probability assignment</w:t>
+      </w:r>
+      <w:r>
+        <w:rPr>
+          <w:rStyle w:val="apple-converted-space"/>
+          <w:rFonts w:eastAsiaTheme="majorEastAsia"/>
+          <w:color w:val="000000"/>
+        </w:rPr>
+        <w:t> </w:t>
+      </w:r>
+      <w:r>
+        <w:rPr>
+          <w:color w:val="000000"/>
+        </w:rPr>
+        <w:t>directly caused the classification collapse observed in the confusion matrix,</w:t>
+      </w:r>
+      <w:r>
+        <w:rPr>
+          <w:rStyle w:val="apple-converted-space"/>
+          <w:rFonts w:eastAsiaTheme="majorEastAsia"/>
+          <w:color w:val="000000"/>
+        </w:rPr>
+        <w:t> </w:t>
+      </w:r>
+      <w:r>
+        <w:rPr>
+          <w:color w:val="000000"/>
+        </w:rPr>
+        <w:t>where the model predicted nearly all observations as Severe delays regardless</w:t>
+      </w:r>
+      <w:r>
+        <w:rPr>
+          <w:rStyle w:val="apple-converted-space"/>
+          <w:rFonts w:eastAsiaTheme="majorEastAsia"/>
+          <w:color w:val="000000"/>
+        </w:rPr>
+        <w:t> </w:t>
+      </w:r>
+      <w:r>
+        <w:rPr>
+          <w:color w:val="000000"/>
+        </w:rPr>
+        <w:t>of the true class.</w:t>
+      </w:r>
+    </w:p>
+    <w:p>
+      <w:pPr>
+        <w:pStyle w:val="NormalWeb"/>
+        <w:spacing w:before="0" w:beforeAutospacing="0" w:after="0" w:afterAutospacing="0" w:line="360" w:lineRule="auto"/>
+        <w:rPr>
+          <w:color w:val="000000"/>
+        </w:rPr>
+      </w:pPr>
+      <w:r>
+        <w:rPr>
+          <w:color w:val="000000"/>
+        </w:rPr>
+        <w:t>Random Forest generated substantially smoother and more balanced probability</w:t>
+      </w:r>
+      <w:r>
+        <w:rPr>
+          <w:rStyle w:val="apple-converted-space"/>
+          <w:rFonts w:eastAsiaTheme="majorEastAsia"/>
+          <w:color w:val="000000"/>
+        </w:rPr>
+        <w:t> </w:t>
+      </w:r>
+      <w:r>
+        <w:rPr>
+          <w:color w:val="000000"/>
+        </w:rPr>
+        <w:t>distributions across all four classes. On-time probabilities were centered around</w:t>
+      </w:r>
+      <w:r>
+        <w:rPr>
+          <w:rStyle w:val="apple-converted-space"/>
+          <w:rFonts w:eastAsiaTheme="majorEastAsia"/>
+          <w:color w:val="000000"/>
+        </w:rPr>
+        <w:t> </w:t>
+      </w:r>
+      <w:r>
+        <w:rPr>
+          <w:color w:val="000000"/>
+        </w:rPr>
+        <w:t xml:space="preserve">0.40 to 0.50, and minority </w:t>
+      </w:r>
+      <w:r>
+        <w:rPr>
+          <w:color w:val="000000"/>
+        </w:rPr>
+        <w:lastRenderedPageBreak/>
+        <w:t>class probabilities were spread more realistically</w:t>
+      </w:r>
+      <w:r>
+        <w:rPr>
+          <w:rStyle w:val="apple-converted-space"/>
+          <w:rFonts w:eastAsiaTheme="majorEastAsia"/>
+          <w:color w:val="000000"/>
+        </w:rPr>
+        <w:t> </w:t>
+      </w:r>
+      <w:r>
+        <w:rPr>
+          <w:color w:val="000000"/>
+        </w:rPr>
+        <w:t>across a wider range. This broader, more calibrated distribution explains why</w:t>
+      </w:r>
+      <w:r>
+        <w:rPr>
+          <w:rStyle w:val="apple-converted-space"/>
+          <w:rFonts w:eastAsiaTheme="majorEastAsia"/>
+          <w:color w:val="000000"/>
+        </w:rPr>
+        <w:t> </w:t>
+      </w:r>
+      <w:r>
+        <w:rPr>
+          <w:color w:val="000000"/>
+        </w:rPr>
+        <w:t>Random Forest achieved the strongest weighted F1-score and better minority class</w:t>
+      </w:r>
+      <w:r>
+        <w:rPr>
+          <w:rStyle w:val="apple-converted-space"/>
+          <w:rFonts w:eastAsiaTheme="majorEastAsia"/>
+          <w:color w:val="000000"/>
+        </w:rPr>
+        <w:t> </w:t>
+      </w:r>
+      <w:r>
+        <w:rPr>
+          <w:color w:val="000000"/>
+        </w:rPr>
+        <w:t>recognition compared to the other models.</w:t>
+      </w:r>
+    </w:p>
+    <w:p>
+      <w:pPr>
+        <w:pStyle w:val="NormalWeb"/>
+        <w:spacing w:before="0" w:beforeAutospacing="0" w:after="0" w:afterAutospacing="0" w:line="360" w:lineRule="auto"/>
+        <w:rPr>
+          <w:color w:val="000000"/>
+        </w:rPr>
+      </w:pPr>
+      <w:r>
+        <w:rPr>
+          <w:color w:val="000000"/>
+        </w:rPr>
+        <w:t>XGBoost generated highly confident predictions for the majority On-time class,</w:t>
+      </w:r>
+      <w:r>
+        <w:rPr>
+          <w:rStyle w:val="apple-converted-space"/>
+          <w:rFonts w:eastAsiaTheme="majorEastAsia"/>
+          <w:color w:val="000000"/>
+        </w:rPr>
+        <w:t> </w:t>
+      </w:r>
+      <w:r>
+        <w:rPr>
+          <w:color w:val="000000"/>
+        </w:rPr>
+        <w:t>with probabilities concentrated between approximately 0.70 and 0.90. Predicted</w:t>
+      </w:r>
+      <w:r>
+        <w:rPr>
+          <w:rStyle w:val="apple-converted-space"/>
+          <w:rFonts w:eastAsiaTheme="majorEastAsia"/>
+          <w:color w:val="000000"/>
+        </w:rPr>
+        <w:t> </w:t>
+      </w:r>
+      <w:r>
+        <w:rPr>
+          <w:color w:val="000000"/>
+        </w:rPr>
+        <w:t>probabilities for Moderate and Severe delays were concentrated near zero across</w:t>
+      </w:r>
+      <w:r>
+        <w:rPr>
+          <w:rStyle w:val="apple-converted-space"/>
+          <w:rFonts w:eastAsiaTheme="majorEastAsia"/>
+          <w:color w:val="000000"/>
+        </w:rPr>
+        <w:t> </w:t>
+      </w:r>
+      <w:r>
+        <w:rPr>
+          <w:color w:val="000000"/>
+        </w:rPr>
+        <w:t>nearly all test observations. This extreme concentration explains the confusion</w:t>
+      </w:r>
+      <w:r>
+        <w:rPr>
+          <w:rStyle w:val="apple-converted-space"/>
+          <w:rFonts w:eastAsiaTheme="majorEastAsia"/>
+          <w:color w:val="000000"/>
+        </w:rPr>
+        <w:t> </w:t>
+      </w:r>
+      <w:r>
+        <w:rPr>
+          <w:color w:val="000000"/>
+        </w:rPr>
+        <w:t>matrix result where XGBoost correctly identified almost no Moderate or Severe</w:t>
+      </w:r>
+      <w:r>
+        <w:rPr>
+          <w:rStyle w:val="apple-converted-space"/>
+          <w:rFonts w:eastAsiaTheme="majorEastAsia"/>
+          <w:color w:val="000000"/>
+        </w:rPr>
+        <w:t> </w:t>
+      </w:r>
+      <w:r>
+        <w:rPr>
+          <w:color w:val="000000"/>
+        </w:rPr>
+        <w:t>delay flights, despite achieving the highest overall ROC-AUC score. These</w:t>
+      </w:r>
+      <w:r>
+        <w:rPr>
+          <w:rStyle w:val="apple-converted-space"/>
+          <w:rFonts w:eastAsiaTheme="majorEastAsia"/>
+          <w:color w:val="000000"/>
+        </w:rPr>
+        <w:t> </w:t>
+      </w:r>
+      <w:r>
+        <w:rPr>
+          <w:color w:val="000000"/>
+        </w:rPr>
+        <w:t>distributions reinforce the importance of examining probability</w:t>
       </w:r>
       <w:r>
         <w:rPr>
@@ -4903,66 +5484,25 @@
         </w:rPr>
         <w:t xml:space="preserve"> </w:t>
       </w:r>
-    </w:p>
-    <w:p>
-      <w:pPr>
-        <w:pStyle w:val="NormalWeb"/>
-        <w:spacing w:before="0" w:beforeAutospacing="0" w:after="0" w:afterAutospacing="0" w:line="360" w:lineRule="auto"/>
-        <w:rPr>
-          <w:color w:val="000000"/>
-        </w:rPr>
-      </w:pPr>
-      <w:r>
-        <w:rPr>
-          <w:color w:val="000000"/>
-        </w:rPr>
-        <w:t>Logistic Regression produced highly unstable probability distributions and became heavily biased toward the Severe class. On-time flights received extremely low predicted probabilities, while Severe delay probabilities became disproportionately high, explaining the collapse observed in the confusion matrix.</w:t>
-      </w:r>
-    </w:p>
-    <w:p>
-      <w:pPr>
-        <w:pStyle w:val="NormalWeb"/>
-        <w:spacing w:before="0" w:beforeAutospacing="0" w:after="0" w:afterAutospacing="0" w:line="360" w:lineRule="auto"/>
-        <w:rPr>
-          <w:color w:val="000000"/>
-        </w:rPr>
-      </w:pPr>
-      <w:r>
-        <w:rPr>
-          <w:color w:val="000000"/>
-        </w:rPr>
-        <w:t>Random Forest generated substantially smoother and more balanced probability distributions across all classes. Probabilities were spread more realistically across categories, which helped produce stronger weighted F1 performance and better minority class recognition.</w:t>
-      </w:r>
-    </w:p>
-    <w:p>
-      <w:pPr>
-        <w:pStyle w:val="NormalWeb"/>
-        <w:spacing w:before="0" w:beforeAutospacing="0" w:after="0" w:afterAutospacing="0" w:line="360" w:lineRule="auto"/>
-        <w:rPr>
-          <w:color w:val="000000"/>
-        </w:rPr>
-      </w:pPr>
-      <w:r>
-        <w:rPr>
-          <w:color w:val="000000"/>
-        </w:rPr>
-        <w:lastRenderedPageBreak/>
-        <w:t>XGBoost generated highly confident predictions for the majority On-time class, with probabilities concentrated between approximately 0.70 and 0.90. However, probabilities for Moderate and Severe delays remained concentrated near zero, indicating that the model became highly conservative when predicting minority classes.</w:t>
-      </w:r>
-    </w:p>
-    <w:p>
-      <w:pPr>
-        <w:pStyle w:val="NormalWeb"/>
-        <w:spacing w:before="0" w:beforeAutospacing="0" w:after="0" w:afterAutospacing="0" w:line="360" w:lineRule="auto"/>
-        <w:rPr>
-          <w:color w:val="000000"/>
-        </w:rPr>
-      </w:pPr>
-      <w:r>
-        <w:rPr>
-          <w:color w:val="000000"/>
-        </w:rPr>
-        <w:t>These probability distributions reinforce the importance of examining calibration and probability behavior alongside traditional evaluation metrics.</w:t>
+      <w:r>
+        <w:rPr>
+          <w:color w:val="000000"/>
+        </w:rPr>
+        <w:t>calibration</w:t>
+      </w:r>
+      <w:r>
+        <w:rPr>
+          <w:rStyle w:val="apple-converted-space"/>
+          <w:rFonts w:eastAsiaTheme="majorEastAsia"/>
+          <w:color w:val="000000"/>
+        </w:rPr>
+        <w:t> </w:t>
+      </w:r>
+      <w:r>
+        <w:rPr>
+          <w:color w:val="000000"/>
+        </w:rPr>
+        <w:t>alongside traditional evaluation metrics, particularly under severe class imbalance.</w:t>
       </w:r>
     </w:p>
     <w:p>
@@ -4992,52 +5532,7 @@
         <w:rPr>
           <w:color w:val="000000"/>
         </w:rPr>
-        <w:t>The results demonstrate that ensemble learning methods substantially outperform linear models for multiclass flight delay severity prediction. Logistic Regression failed almost completely because the operational relationships within the dataset were highly nonlinear and heavily imbalanced. The model collapsed into predicting mostly Severe delays, producing extremely poor weighted F1-score and accuracy.</w:t>
-      </w:r>
-    </w:p>
-    <w:p>
-      <w:pPr>
-        <w:pStyle w:val="NormalWeb"/>
-        <w:spacing w:before="0" w:beforeAutospacing="0" w:after="0" w:afterAutospacing="0" w:line="360" w:lineRule="auto"/>
-        <w:rPr>
-          <w:color w:val="000000"/>
-        </w:rPr>
-      </w:pPr>
-      <w:r>
-        <w:rPr>
-          <w:color w:val="000000"/>
-        </w:rPr>
-        <w:t>Random Forest achieved the strongest balance between precision and recall, as reflected by the highest weighted F1-score of 0.6214. The confusion matrix analysis showed that Random Forest distributed predictions more realistically across classes and maintained better minority class recognition than the other models.</w:t>
-      </w:r>
-    </w:p>
-    <w:p>
-      <w:pPr>
-        <w:pStyle w:val="NormalWeb"/>
-        <w:spacing w:before="0" w:beforeAutospacing="0" w:after="0" w:afterAutospacing="0" w:line="360" w:lineRule="auto"/>
-        <w:rPr>
-          <w:color w:val="000000"/>
-        </w:rPr>
-      </w:pPr>
-      <w:r>
-        <w:rPr>
-          <w:color w:val="000000"/>
-        </w:rPr>
-        <w:t>XGBoost achieved the highest overall ROC-AUC, Average Precision, and accuracy scores. However, despite strong global ranking performance, the model struggled to correctly classify minority Severe delay observations. This occurred because the model became highly confident in predicting the majority On-time class while assigning very low probabilities to minority categories.</w:t>
-      </w:r>
-    </w:p>
-    <w:p>
-      <w:pPr>
-        <w:pStyle w:val="NormalWeb"/>
-        <w:spacing w:before="0" w:beforeAutospacing="0" w:after="0" w:afterAutospacing="0" w:line="360" w:lineRule="auto"/>
-        <w:rPr>
-          <w:color w:val="000000"/>
-        </w:rPr>
-      </w:pPr>
-      <w:r>
-        <w:rPr>
-          <w:color w:val="000000"/>
-        </w:rPr>
-        <w:t>Feature importance analysis also revealed several operational insights. Temporal scheduling variables such as departure time, day of month, and elapsed flight time strongly influenced delay behavior. In addition, the importance of</w:t>
+        <w:t>The results demonstrate that ensemble learning methods substantially outperform</w:t>
       </w:r>
       <w:r>
         <w:rPr>
@@ -5049,9 +5544,405 @@
       </w:r>
       <w:r>
         <w:rPr>
-          <w:rStyle w:val="HTMLCode"/>
-          <w:rFonts w:eastAsiaTheme="majorEastAsia"/>
-          <w:color w:val="000000"/>
+          <w:color w:val="000000"/>
+        </w:rPr>
+        <w:t>linear models for multiclass flight delay severity prediction. Logistic Regression</w:t>
+      </w:r>
+      <w:r>
+        <w:rPr>
+          <w:rStyle w:val="apple-converted-space"/>
+          <w:rFonts w:eastAsiaTheme="majorEastAsia"/>
+          <w:color w:val="000000"/>
+        </w:rPr>
+        <w:t> </w:t>
+      </w:r>
+      <w:r>
+        <w:rPr>
+          <w:color w:val="000000"/>
+        </w:rPr>
+        <w:t>failed almost completely because the operational relationships within the dataset</w:t>
+      </w:r>
+      <w:r>
+        <w:rPr>
+          <w:rStyle w:val="apple-converted-space"/>
+          <w:rFonts w:eastAsiaTheme="majorEastAsia"/>
+          <w:color w:val="000000"/>
+        </w:rPr>
+        <w:t> </w:t>
+      </w:r>
+      <w:r>
+        <w:rPr>
+          <w:color w:val="000000"/>
+        </w:rPr>
+        <w:t>were highly nonlinear and heavily imbalanced. The model assigned disproportionately</w:t>
+      </w:r>
+      <w:r>
+        <w:rPr>
+          <w:rStyle w:val="apple-converted-space"/>
+          <w:rFonts w:eastAsiaTheme="majorEastAsia"/>
+          <w:color w:val="000000"/>
+        </w:rPr>
+        <w:t> </w:t>
+      </w:r>
+      <w:r>
+        <w:rPr>
+          <w:color w:val="000000"/>
+        </w:rPr>
+        <w:t>high predicted probabilities to the Severe delay class, causing it to predict</w:t>
+      </w:r>
+      <w:r>
+        <w:rPr>
+          <w:rStyle w:val="apple-converted-space"/>
+          <w:rFonts w:eastAsiaTheme="majorEastAsia"/>
+          <w:color w:val="000000"/>
+        </w:rPr>
+        <w:t> </w:t>
+      </w:r>
+      <w:r>
+        <w:rPr>
+          <w:color w:val="000000"/>
+        </w:rPr>
+        <w:t>nearly all observations as Severe and producing an extremely poor weighted F1-score</w:t>
+      </w:r>
+      <w:r>
+        <w:rPr>
+          <w:rStyle w:val="apple-converted-space"/>
+          <w:rFonts w:eastAsiaTheme="majorEastAsia"/>
+          <w:color w:val="000000"/>
+        </w:rPr>
+        <w:t> </w:t>
+      </w:r>
+      <w:r>
+        <w:rPr>
+          <w:color w:val="000000"/>
+        </w:rPr>
+        <w:t>close to zero.</w:t>
+      </w:r>
+    </w:p>
+    <w:p>
+      <w:pPr>
+        <w:pStyle w:val="NormalWeb"/>
+        <w:spacing w:before="0" w:beforeAutospacing="0" w:after="0" w:afterAutospacing="0" w:line="360" w:lineRule="auto"/>
+        <w:rPr>
+          <w:color w:val="000000"/>
+        </w:rPr>
+      </w:pPr>
+      <w:r>
+        <w:rPr>
+          <w:color w:val="000000"/>
+        </w:rPr>
+        <w:t>Random Forest and XGBoost both performed substantially better, but each model</w:t>
+      </w:r>
+      <w:r>
+        <w:rPr>
+          <w:rStyle w:val="apple-converted-space"/>
+          <w:rFonts w:eastAsiaTheme="majorEastAsia"/>
+          <w:color w:val="000000"/>
+        </w:rPr>
+        <w:t> </w:t>
+      </w:r>
+      <w:r>
+        <w:rPr>
+          <w:color w:val="000000"/>
+        </w:rPr>
+        <w:t>excelled on different evaluation dimensions. Random Forest achieved the strongest</w:t>
+      </w:r>
+      <w:r>
+        <w:rPr>
+          <w:rStyle w:val="apple-converted-space"/>
+          <w:rFonts w:eastAsiaTheme="majorEastAsia"/>
+          <w:color w:val="000000"/>
+        </w:rPr>
+        <w:t> </w:t>
+      </w:r>
+      <w:r>
+        <w:rPr>
+          <w:color w:val="000000"/>
+        </w:rPr>
+        <w:t>weighted F1-score of 0.6214 and the highest macro F1-score of 0.3319, indicating</w:t>
+      </w:r>
+      <w:r>
+        <w:rPr>
+          <w:rStyle w:val="apple-converted-space"/>
+          <w:rFonts w:eastAsiaTheme="majorEastAsia"/>
+          <w:color w:val="000000"/>
+        </w:rPr>
+        <w:t> </w:t>
+      </w:r>
+      <w:r>
+        <w:rPr>
+          <w:color w:val="000000"/>
+        </w:rPr>
+        <w:t>the best overall balance between precision and recall across all four delay severity</w:t>
+      </w:r>
+      <w:r>
+        <w:rPr>
+          <w:rStyle w:val="apple-converted-space"/>
+          <w:rFonts w:eastAsiaTheme="majorEastAsia"/>
+          <w:color w:val="000000"/>
+        </w:rPr>
+        <w:t> </w:t>
+      </w:r>
+      <w:r>
+        <w:rPr>
+          <w:color w:val="000000"/>
+        </w:rPr>
+        <w:t>classes. The confusion matrix confirmed that Random Forest distributed predictions</w:t>
+      </w:r>
+      <w:r>
+        <w:rPr>
+          <w:rStyle w:val="apple-converted-space"/>
+          <w:rFonts w:eastAsiaTheme="majorEastAsia"/>
+          <w:color w:val="000000"/>
+        </w:rPr>
+        <w:t> </w:t>
+      </w:r>
+      <w:r>
+        <w:rPr>
+          <w:color w:val="000000"/>
+        </w:rPr>
+        <w:t>more realistically across categories and maintained better minority class recognition</w:t>
+      </w:r>
+      <w:r>
+        <w:rPr>
+          <w:rStyle w:val="apple-converted-space"/>
+          <w:rFonts w:eastAsiaTheme="majorEastAsia"/>
+          <w:color w:val="000000"/>
+        </w:rPr>
+        <w:t> </w:t>
+      </w:r>
+      <w:r>
+        <w:rPr>
+          <w:color w:val="000000"/>
+        </w:rPr>
+        <w:t>than XGBoost.</w:t>
+      </w:r>
+    </w:p>
+    <w:p>
+      <w:pPr>
+        <w:pStyle w:val="NormalWeb"/>
+        <w:spacing w:before="0" w:beforeAutospacing="0" w:after="0" w:afterAutospacing="0" w:line="360" w:lineRule="auto"/>
+        <w:rPr>
+          <w:color w:val="000000"/>
+        </w:rPr>
+      </w:pPr>
+      <w:r>
+        <w:rPr>
+          <w:color w:val="000000"/>
+        </w:rPr>
+        <w:t>XGBoost achieved the highest weighted ROC-AUC of 0.687 and Average Precision of</w:t>
+      </w:r>
+      <w:r>
+        <w:rPr>
+          <w:rStyle w:val="apple-converted-space"/>
+          <w:rFonts w:eastAsiaTheme="majorEastAsia"/>
+          <w:color w:val="000000"/>
+        </w:rPr>
+        <w:t> </w:t>
+      </w:r>
+      <w:r>
+        <w:rPr>
+          <w:color w:val="000000"/>
+        </w:rPr>
+        <w:t>0.665, indicating superior probability ranking ability across classes. However,</w:t>
+      </w:r>
+      <w:r>
+        <w:rPr>
+          <w:rStyle w:val="apple-converted-space"/>
+          <w:rFonts w:eastAsiaTheme="majorEastAsia"/>
+          <w:color w:val="000000"/>
+        </w:rPr>
+        <w:t> </w:t>
+      </w:r>
+      <w:r>
+        <w:rPr>
+          <w:color w:val="000000"/>
+        </w:rPr>
+        <w:t>despite this stronger global ranking performance, XGBoost struggled significantly</w:t>
+      </w:r>
+      <w:r>
+        <w:rPr>
+          <w:rStyle w:val="apple-converted-space"/>
+          <w:rFonts w:eastAsiaTheme="majorEastAsia"/>
+          <w:color w:val="000000"/>
+        </w:rPr>
+        <w:t> </w:t>
+      </w:r>
+      <w:r>
+        <w:rPr>
+          <w:color w:val="000000"/>
+        </w:rPr>
+        <w:t>with minority class classification. The model assigned near-zero probabilities to</w:t>
+      </w:r>
+      <w:r>
+        <w:rPr>
+          <w:rStyle w:val="apple-converted-space"/>
+          <w:rFonts w:eastAsiaTheme="majorEastAsia"/>
+          <w:color w:val="000000"/>
+        </w:rPr>
+        <w:t> </w:t>
+      </w:r>
+      <w:r>
+        <w:rPr>
+          <w:color w:val="000000"/>
+        </w:rPr>
+        <w:t>Moderate and Severe delay observations, causing it to rarely predict these classes</w:t>
+      </w:r>
+      <w:r>
+        <w:rPr>
+          <w:rStyle w:val="apple-converted-space"/>
+          <w:rFonts w:eastAsiaTheme="majorEastAsia"/>
+          <w:color w:val="000000"/>
+        </w:rPr>
+        <w:t> </w:t>
+      </w:r>
+      <w:r>
+        <w:rPr>
+          <w:color w:val="000000"/>
+        </w:rPr>
+        <w:t>correctly. This behavior resulted in a lower macro F1-score of 0.2556, reflecting</w:t>
+      </w:r>
+      <w:r>
+        <w:rPr>
+          <w:rStyle w:val="apple-converted-space"/>
+          <w:rFonts w:eastAsiaTheme="majorEastAsia"/>
+          <w:color w:val="000000"/>
+        </w:rPr>
+        <w:t> </w:t>
+      </w:r>
+      <w:r>
+        <w:rPr>
+          <w:color w:val="000000"/>
+        </w:rPr>
+        <w:t>poor performance on the rarer but operationally important delay categories.</w:t>
+      </w:r>
+    </w:p>
+    <w:p>
+      <w:pPr>
+        <w:pStyle w:val="NormalWeb"/>
+        <w:spacing w:before="0" w:beforeAutospacing="0" w:after="0" w:afterAutospacing="0" w:line="360" w:lineRule="auto"/>
+        <w:rPr>
+          <w:color w:val="000000"/>
+        </w:rPr>
+      </w:pPr>
+      <w:r>
+        <w:rPr>
+          <w:color w:val="000000"/>
+        </w:rPr>
+        <w:t>For operational use cases where correctly identifying severe delays matters most,</w:t>
+      </w:r>
+      <w:r>
+        <w:rPr>
+          <w:rStyle w:val="apple-converted-space"/>
+          <w:rFonts w:eastAsiaTheme="majorEastAsia"/>
+          <w:color w:val="000000"/>
+        </w:rPr>
+        <w:t> </w:t>
+      </w:r>
+      <w:r>
+        <w:rPr>
+          <w:color w:val="000000"/>
+        </w:rPr>
+        <w:t>Random Forest is the more appropriate model because it maintained better minority</w:t>
+      </w:r>
+      <w:r>
+        <w:rPr>
+          <w:rStyle w:val="apple-converted-space"/>
+          <w:rFonts w:eastAsiaTheme="majorEastAsia"/>
+          <w:color w:val="000000"/>
+        </w:rPr>
+        <w:t> </w:t>
+      </w:r>
+      <w:r>
+        <w:rPr>
+          <w:color w:val="000000"/>
+        </w:rPr>
+        <w:t xml:space="preserve">class recognition. For </w:t>
+      </w:r>
+      <w:r>
+        <w:rPr>
+          <w:color w:val="000000"/>
+        </w:rPr>
+        <w:lastRenderedPageBreak/>
+        <w:t>applications that prioritize overall ranking and probability</w:t>
+      </w:r>
+      <w:r>
+        <w:rPr>
+          <w:rStyle w:val="apple-converted-space"/>
+          <w:rFonts w:eastAsiaTheme="majorEastAsia"/>
+          <w:color w:val="000000"/>
+        </w:rPr>
+        <w:t> </w:t>
+      </w:r>
+      <w:r>
+        <w:rPr>
+          <w:color w:val="000000"/>
+        </w:rPr>
+        <w:t>discrimination across all flights, XGBoost provides stronger performance.</w:t>
+      </w:r>
+    </w:p>
+    <w:p>
+      <w:pPr>
+        <w:pStyle w:val="NormalWeb"/>
+        <w:spacing w:before="0" w:beforeAutospacing="0" w:after="0" w:afterAutospacing="0" w:line="360" w:lineRule="auto"/>
+        <w:rPr>
+          <w:color w:val="000000"/>
+        </w:rPr>
+      </w:pPr>
+      <w:r>
+        <w:rPr>
+          <w:color w:val="000000"/>
+        </w:rPr>
+        <w:t>Feature importance analysis revealed several key operational insights. Temporal</w:t>
+      </w:r>
+      <w:r>
+        <w:rPr>
+          <w:rStyle w:val="apple-converted-space"/>
+          <w:rFonts w:eastAsiaTheme="majorEastAsia"/>
+          <w:color w:val="000000"/>
+        </w:rPr>
+        <w:t> </w:t>
+      </w:r>
+      <w:r>
+        <w:rPr>
+          <w:color w:val="000000"/>
+        </w:rPr>
+        <w:t>scheduling variables such as departure time, day of month, and elapsed flight time</w:t>
+      </w:r>
+      <w:r>
+        <w:rPr>
+          <w:rStyle w:val="apple-converted-space"/>
+          <w:rFonts w:eastAsiaTheme="majorEastAsia"/>
+          <w:color w:val="000000"/>
+        </w:rPr>
+        <w:t> </w:t>
+      </w:r>
+      <w:r>
+        <w:rPr>
+          <w:color w:val="000000"/>
+        </w:rPr>
+        <w:t>strongly influenced delay behavior in Random Forest. XGBoost additionally emphasized</w:t>
+      </w:r>
+      <w:r>
+        <w:rPr>
+          <w:rStyle w:val="apple-converted-space"/>
+          <w:rFonts w:eastAsiaTheme="majorEastAsia"/>
+          <w:color w:val="000000"/>
+        </w:rPr>
+        <w:t> </w:t>
+      </w:r>
+      <w:r>
+        <w:rPr>
+          <w:color w:val="000000"/>
+        </w:rPr>
+        <w:t xml:space="preserve">carrier-specific effects and previous flight delay status, with </w:t>
+      </w:r>
+      <w:r>
+        <w:rPr>
+          <w:rFonts w:ascii="Courier New" w:hAnsi="Courier New" w:cs="Courier New"/>
+          <w:color w:val="000000"/>
+          <w:sz w:val="20"/>
+          <w:szCs w:val="20"/>
         </w:rPr>
         <w:t>PREV_FLIGHT_DELAYED</w:t>
       </w:r>
@@ -5067,22 +5958,78 @@
         <w:rPr>
           <w:color w:val="000000"/>
         </w:rPr>
-        <w:t>confirmed the presence of operational delay propagation across the airline network.</w:t>
-      </w:r>
-    </w:p>
-    <w:p>
-      <w:pPr>
-        <w:pStyle w:val="NormalWeb"/>
-        <w:spacing w:before="0" w:beforeAutospacing="0" w:after="0" w:afterAutospacing="0" w:line="360" w:lineRule="auto"/>
-        <w:rPr>
-          <w:color w:val="000000"/>
-        </w:rPr>
-      </w:pPr>
-      <w:r>
-        <w:rPr>
-          <w:color w:val="000000"/>
-        </w:rPr>
-        <w:t>Overall, the results highlight the challenges of multiclass prediction under severe imbalance conditions and demonstrate why multiple evaluation metrics are necessary for realistic machine learning assessment.</w:t>
+        <w:t>ranking as a top predictor. This confirms the presence of operational delay</w:t>
+      </w:r>
+      <w:r>
+        <w:rPr>
+          <w:rStyle w:val="apple-converted-space"/>
+          <w:rFonts w:eastAsiaTheme="majorEastAsia"/>
+          <w:color w:val="000000"/>
+        </w:rPr>
+        <w:t> </w:t>
+      </w:r>
+      <w:r>
+        <w:rPr>
+          <w:color w:val="000000"/>
+        </w:rPr>
+        <w:t>propagation, where earlier disruptions in the network influence later flights</w:t>
+      </w:r>
+      <w:r>
+        <w:rPr>
+          <w:rStyle w:val="apple-converted-space"/>
+          <w:rFonts w:eastAsiaTheme="majorEastAsia"/>
+          <w:color w:val="000000"/>
+        </w:rPr>
+        <w:t> </w:t>
+      </w:r>
+      <w:r>
+        <w:rPr>
+          <w:color w:val="000000"/>
+        </w:rPr>
+        <w:t>using the same aircraft.</w:t>
+      </w:r>
+    </w:p>
+    <w:p>
+      <w:pPr>
+        <w:pStyle w:val="NormalWeb"/>
+        <w:spacing w:before="0" w:beforeAutospacing="0" w:after="0" w:afterAutospacing="0" w:line="360" w:lineRule="auto"/>
+        <w:rPr>
+          <w:color w:val="000000"/>
+        </w:rPr>
+      </w:pPr>
+      <w:r>
+        <w:rPr>
+          <w:color w:val="000000"/>
+        </w:rPr>
+        <w:t>Overall, the results highlight the challenges of multiclass prediction under severe</w:t>
+      </w:r>
+      <w:r>
+        <w:rPr>
+          <w:rStyle w:val="apple-converted-space"/>
+          <w:rFonts w:eastAsiaTheme="majorEastAsia"/>
+          <w:color w:val="000000"/>
+        </w:rPr>
+        <w:t> </w:t>
+      </w:r>
+      <w:r>
+        <w:rPr>
+          <w:color w:val="000000"/>
+        </w:rPr>
+        <w:t>imbalance conditions and demonstrate why multiple evaluation metrics are necessary</w:t>
+      </w:r>
+      <w:r>
+        <w:rPr>
+          <w:rStyle w:val="apple-converted-space"/>
+          <w:rFonts w:eastAsiaTheme="majorEastAsia"/>
+          <w:color w:val="000000"/>
+        </w:rPr>
+        <w:t> </w:t>
+      </w:r>
+      <w:r>
+        <w:rPr>
+          <w:color w:val="000000"/>
+        </w:rPr>
+        <w:t>for realistic machine learning assessment.</w:t>
       </w:r>
     </w:p>
     <w:p>
@@ -5112,175 +6059,417 @@
         <w:rPr>
           <w:color w:val="000000"/>
         </w:rPr>
-        <w:t>This project demonstrated several important machine learning concepts:</w:t>
-      </w:r>
-    </w:p>
-    <w:p>
-      <w:pPr>
-        <w:pStyle w:val="NormalWeb"/>
-        <w:numPr>
-          <w:ilvl w:val="0"/>
-          <w:numId w:val="39"/>
-        </w:numPr>
-        <w:spacing w:before="0" w:beforeAutospacing="0" w:after="0" w:afterAutospacing="0" w:line="360" w:lineRule="auto"/>
-        <w:rPr>
-          <w:color w:val="000000"/>
-        </w:rPr>
-      </w:pPr>
-      <w:r>
-        <w:rPr>
-          <w:color w:val="000000"/>
-        </w:rPr>
-        <w:t>Real-world operational datasets are highly imbalanced</w:t>
-      </w:r>
-    </w:p>
-    <w:p>
-      <w:pPr>
-        <w:pStyle w:val="NormalWeb"/>
-        <w:numPr>
-          <w:ilvl w:val="0"/>
-          <w:numId w:val="39"/>
-        </w:numPr>
-        <w:spacing w:before="0" w:beforeAutospacing="0" w:after="0" w:afterAutospacing="0" w:line="360" w:lineRule="auto"/>
-        <w:rPr>
-          <w:color w:val="000000"/>
-        </w:rPr>
-      </w:pPr>
+        <w:t>This project reinforced several important machine learning concepts through</w:t>
+      </w:r>
+      <w:r>
+        <w:rPr>
+          <w:rStyle w:val="apple-converted-space"/>
+          <w:rFonts w:eastAsiaTheme="majorEastAsia"/>
+          <w:color w:val="000000"/>
+        </w:rPr>
+        <w:t> </w:t>
+      </w:r>
+      <w:r>
+        <w:rPr>
+          <w:color w:val="000000"/>
+        </w:rPr>
+        <w:t>hands-on experience with real-world operational data.</w:t>
+      </w:r>
+      <w:r>
+        <w:rPr>
+          <w:rStyle w:val="apple-converted-space"/>
+          <w:rFonts w:eastAsiaTheme="majorEastAsia"/>
+          <w:color w:val="000000"/>
+        </w:rPr>
+        <w:t> </w:t>
+      </w:r>
+      <w:r>
+        <w:rPr>
+          <w:color w:val="000000"/>
+        </w:rPr>
+        <w:t>One of the most significant lessons was that real-world datasets are rarely</w:t>
+      </w:r>
+      <w:r>
+        <w:rPr>
+          <w:rStyle w:val="apple-converted-space"/>
+          <w:rFonts w:eastAsiaTheme="majorEastAsia"/>
+          <w:color w:val="000000"/>
+        </w:rPr>
+        <w:t> </w:t>
+      </w:r>
+      <w:r>
+        <w:rPr>
+          <w:color w:val="000000"/>
+        </w:rPr>
+        <w:t>balanced, and that standard accuracy metrics can be deeply misleading when</w:t>
+      </w:r>
+      <w:r>
+        <w:rPr>
+          <w:rStyle w:val="apple-converted-space"/>
+          <w:rFonts w:eastAsiaTheme="majorEastAsia"/>
+          <w:color w:val="000000"/>
+        </w:rPr>
+        <w:t> </w:t>
+      </w:r>
+      <w:r>
+        <w:rPr>
+          <w:color w:val="000000"/>
+        </w:rPr>
+        <w:t>class distributions are skewed. Early in the project, accuracy appeared</w:t>
+      </w:r>
+      <w:r>
+        <w:rPr>
+          <w:rStyle w:val="apple-converted-space"/>
+          <w:rFonts w:eastAsiaTheme="majorEastAsia"/>
+          <w:color w:val="000000"/>
+        </w:rPr>
+        <w:t> </w:t>
+      </w:r>
+      <w:r>
+        <w:rPr>
+          <w:color w:val="000000"/>
+        </w:rPr>
+        <w:t>reasonable on the surface, but closer inspection through weighted and macro</w:t>
+      </w:r>
+      <w:r>
+        <w:rPr>
+          <w:rStyle w:val="apple-converted-space"/>
+          <w:rFonts w:eastAsiaTheme="majorEastAsia"/>
+          <w:color w:val="000000"/>
+        </w:rPr>
+        <w:t> </w:t>
+      </w:r>
+      <w:r>
+        <w:rPr>
+          <w:color w:val="000000"/>
+        </w:rPr>
+        <w:t>F1-scores revealed that models were simply defaulting to the majority class.</w:t>
+      </w:r>
+      <w:r>
+        <w:rPr>
+          <w:rStyle w:val="apple-converted-space"/>
+          <w:rFonts w:eastAsiaTheme="majorEastAsia"/>
+          <w:color w:val="000000"/>
+        </w:rPr>
+        <w:t> </w:t>
+      </w:r>
+      <w:r>
+        <w:rPr>
+          <w:color w:val="000000"/>
+        </w:rPr>
+        <w:t>This experience demonstrated why selecting the right evaluation metric is just</w:t>
+      </w:r>
+      <w:r>
+        <w:rPr>
+          <w:rStyle w:val="apple-converted-space"/>
+          <w:rFonts w:eastAsiaTheme="majorEastAsia"/>
+          <w:color w:val="000000"/>
+        </w:rPr>
+        <w:t> </w:t>
+      </w:r>
+      <w:r>
+        <w:rPr>
+          <w:color w:val="000000"/>
+        </w:rPr>
+        <w:t>as important as selecting the right model.</w:t>
+      </w:r>
+      <w:r>
+        <w:rPr>
+          <w:rStyle w:val="apple-converted-space"/>
+          <w:rFonts w:eastAsiaTheme="majorEastAsia"/>
+          <w:color w:val="000000"/>
+        </w:rPr>
+        <w:t> </w:t>
+      </w:r>
+      <w:r>
+        <w:rPr>
+          <w:color w:val="000000"/>
+        </w:rPr>
+        <w:t>The project also showed that more complex models do not always win on every</w:t>
+      </w:r>
+      <w:r>
+        <w:rPr>
+          <w:rStyle w:val="apple-converted-space"/>
+          <w:rFonts w:eastAsiaTheme="majorEastAsia"/>
+          <w:color w:val="000000"/>
+        </w:rPr>
+        <w:t> </w:t>
+      </w:r>
+      <w:r>
+        <w:rPr>
+          <w:color w:val="000000"/>
+        </w:rPr>
+        <w:t>dimension. XGBoost, despite being a state-of-the-art gradient boosting method,</w:t>
+      </w:r>
+      <w:r>
+        <w:rPr>
+          <w:rStyle w:val="apple-converted-space"/>
+          <w:rFonts w:eastAsiaTheme="majorEastAsia"/>
+          <w:color w:val="000000"/>
+        </w:rPr>
+        <w:t> </w:t>
+      </w:r>
+      <w:r>
+        <w:rPr>
+          <w:color w:val="000000"/>
+        </w:rPr>
+        <w:t>underperformed Random Forest on minority class recognition because it lacked</w:t>
+      </w:r>
+      <w:r>
+        <w:rPr>
+          <w:rStyle w:val="apple-converted-space"/>
+          <w:rFonts w:eastAsiaTheme="majorEastAsia"/>
+          <w:color w:val="000000"/>
+        </w:rPr>
+        <w:t> </w:t>
+      </w:r>
+      <w:r>
+        <w:rPr>
+          <w:color w:val="000000"/>
+        </w:rPr>
+        <w:t>an explicit balancing mechanism during training. This highlighted that model</w:t>
+      </w:r>
+      <w:r>
+        <w:rPr>
+          <w:rStyle w:val="apple-converted-space"/>
+          <w:rFonts w:eastAsiaTheme="majorEastAsia"/>
+          <w:color w:val="000000"/>
+        </w:rPr>
+        <w:t> </w:t>
+      </w:r>
+      <w:r>
+        <w:rPr>
+          <w:color w:val="000000"/>
+        </w:rPr>
+        <w:t>configuration and training decisions matter as much as algorithm choice, and</w:t>
+      </w:r>
+      <w:r>
+        <w:rPr>
+          <w:rStyle w:val="apple-converted-space"/>
+          <w:rFonts w:eastAsiaTheme="majorEastAsia"/>
+          <w:color w:val="000000"/>
+        </w:rPr>
+        <w:t> </w:t>
+      </w:r>
+      <w:r>
+        <w:rPr>
+          <w:color w:val="000000"/>
+        </w:rPr>
+        <w:t>that understanding why a model behaves a certain way requires examining</w:t>
+      </w:r>
+      <w:r>
+        <w:rPr>
+          <w:rStyle w:val="apple-converted-space"/>
+          <w:rFonts w:eastAsiaTheme="majorEastAsia"/>
+          <w:color w:val="000000"/>
+        </w:rPr>
+        <w:t> </w:t>
+      </w:r>
+      <w:r>
+        <w:rPr>
+          <w:color w:val="000000"/>
+        </w:rPr>
+        <w:t>probability distributions alongside confusion matrices and summary metrics.</w:t>
+      </w:r>
+    </w:p>
+    <w:p>
+      <w:pPr>
+        <w:pStyle w:val="NormalWeb"/>
+        <w:spacing w:before="0" w:beforeAutospacing="0" w:after="0" w:afterAutospacing="0" w:line="360" w:lineRule="auto"/>
+        <w:rPr>
+          <w:color w:val="000000"/>
+        </w:rPr>
+      </w:pPr>
+      <w:r>
+        <w:rPr>
+          <w:color w:val="000000"/>
+        </w:rPr>
+        <w:t>Feature engineering proved to be one of the most impactful parts of the</w:t>
+      </w:r>
+      <w:r>
+        <w:rPr>
+          <w:rStyle w:val="apple-converted-space"/>
+          <w:rFonts w:eastAsiaTheme="majorEastAsia"/>
+          <w:color w:val="000000"/>
+        </w:rPr>
+        <w:t> </w:t>
+      </w:r>
+      <w:r>
+        <w:rPr>
+          <w:color w:val="000000"/>
+        </w:rPr>
+        <w:t xml:space="preserve">pipeline. Creating </w:t>
+      </w:r>
+      <w:r>
+        <w:rPr>
+          <w:rFonts w:ascii="Courier New" w:hAnsi="Courier New" w:cs="Courier New"/>
+          <w:color w:val="000000"/>
+          <w:sz w:val="20"/>
+          <w:szCs w:val="20"/>
+        </w:rPr>
+        <w:t>PREV_FLIGHT_DELAYED</w:t>
+      </w:r>
+      <w:r>
+        <w:rPr>
+          <w:color w:val="000000"/>
+        </w:rPr>
+        <w:t xml:space="preserve"> from raw flight records and extracting</w:t>
+      </w:r>
+      <w:r>
+        <w:rPr>
+          <w:rStyle w:val="apple-converted-space"/>
+          <w:rFonts w:eastAsiaTheme="majorEastAsia"/>
+          <w:color w:val="000000"/>
+        </w:rPr>
+        <w:t> </w:t>
+      </w:r>
+      <w:r>
+        <w:rPr>
+          <w:rFonts w:ascii="Courier New" w:hAnsi="Courier New" w:cs="Courier New"/>
+          <w:color w:val="000000"/>
+          <w:sz w:val="20"/>
+          <w:szCs w:val="20"/>
+        </w:rPr>
+        <w:t>DEP_HOUR</w:t>
+      </w:r>
+      <w:r>
+        <w:rPr>
+          <w:color w:val="000000"/>
+        </w:rPr>
+        <w:t xml:space="preserve"> from military time departure data meaningfully improved the model's</w:t>
+      </w:r>
+      <w:r>
+        <w:rPr>
+          <w:rStyle w:val="apple-converted-space"/>
+          <w:rFonts w:eastAsiaTheme="majorEastAsia"/>
+          <w:color w:val="000000"/>
+        </w:rPr>
+        <w:t> </w:t>
+      </w:r>
+      <w:r>
+        <w:rPr>
+          <w:color w:val="000000"/>
+        </w:rPr>
+        <w:t>ability to capture real operational patterns. This reinforced the idea that</w:t>
+      </w:r>
+      <w:r>
+        <w:rPr>
+          <w:rStyle w:val="apple-converted-space"/>
+          <w:rFonts w:eastAsiaTheme="majorEastAsia"/>
+          <w:color w:val="000000"/>
+        </w:rPr>
+        <w:t> </w:t>
+      </w:r>
+      <w:r>
+        <w:rPr>
+          <w:color w:val="000000"/>
+        </w:rPr>
+        <w:t>domain knowledge and thoughtful preprocessing often contribute more to</w:t>
+      </w:r>
+      <w:r>
+        <w:rPr>
+          <w:rStyle w:val="apple-converted-space"/>
+          <w:rFonts w:eastAsiaTheme="majorEastAsia"/>
+          <w:color w:val="000000"/>
+        </w:rPr>
+        <w:t> </w:t>
+      </w:r>
+      <w:r>
+        <w:rPr>
+          <w:color w:val="000000"/>
+        </w:rPr>
+        <w:t>predictive performance than model complexity alone.</w:t>
+      </w:r>
+      <w:r>
+        <w:rPr>
+          <w:rStyle w:val="apple-converted-space"/>
+          <w:rFonts w:eastAsiaTheme="majorEastAsia"/>
+          <w:color w:val="000000"/>
+        </w:rPr>
+        <w:t> </w:t>
+      </w:r>
+      <w:r>
+        <w:rPr>
+          <w:color w:val="000000"/>
+        </w:rPr>
+        <w:t>Finally, the decision to move from binary delay classification to a multiclass</w:t>
+      </w:r>
+      <w:r>
+        <w:rPr>
+          <w:rStyle w:val="apple-converted-space"/>
+          <w:rFonts w:eastAsiaTheme="majorEastAsia"/>
+          <w:color w:val="000000"/>
+        </w:rPr>
+        <w:t> </w:t>
+      </w:r>
+      <w:r>
+        <w:rPr>
+          <w:color w:val="000000"/>
+        </w:rPr>
+        <w:t xml:space="preserve">severity framework using K-Means clustering was both </w:t>
+      </w:r>
       <w:r>
         <w:rPr>
           <w:color w:val="000000"/>
         </w:rPr>
         <w:lastRenderedPageBreak/>
-        <w:t>Accuracy alone can be misleading</w:t>
-      </w:r>
-    </w:p>
-    <w:p>
-      <w:pPr>
-        <w:pStyle w:val="NormalWeb"/>
-        <w:numPr>
-          <w:ilvl w:val="0"/>
-          <w:numId w:val="39"/>
-        </w:numPr>
-        <w:spacing w:before="0" w:beforeAutospacing="0" w:after="0" w:afterAutospacing="0" w:line="360" w:lineRule="auto"/>
-        <w:rPr>
-          <w:color w:val="000000"/>
-        </w:rPr>
-      </w:pPr>
-      <w:r>
-        <w:rPr>
-          <w:color w:val="000000"/>
-        </w:rPr>
-        <w:t>Weighted metrics are critical for multiclass evaluation</w:t>
-      </w:r>
-    </w:p>
-    <w:p>
-      <w:pPr>
-        <w:pStyle w:val="NormalWeb"/>
-        <w:numPr>
-          <w:ilvl w:val="0"/>
-          <w:numId w:val="39"/>
-        </w:numPr>
-        <w:spacing w:before="0" w:beforeAutospacing="0" w:after="0" w:afterAutospacing="0" w:line="360" w:lineRule="auto"/>
-        <w:rPr>
-          <w:color w:val="000000"/>
-        </w:rPr>
-      </w:pPr>
-      <w:r>
-        <w:rPr>
-          <w:color w:val="000000"/>
-        </w:rPr>
-        <w:t>Ensemble learning substantially outperforms simple linear models</w:t>
-      </w:r>
-    </w:p>
-    <w:p>
-      <w:pPr>
-        <w:pStyle w:val="NormalWeb"/>
-        <w:numPr>
-          <w:ilvl w:val="0"/>
-          <w:numId w:val="39"/>
-        </w:numPr>
-        <w:spacing w:before="0" w:beforeAutospacing="0" w:after="0" w:afterAutospacing="0" w:line="360" w:lineRule="auto"/>
-        <w:rPr>
-          <w:color w:val="000000"/>
-        </w:rPr>
-      </w:pPr>
-      <w:r>
-        <w:rPr>
-          <w:color w:val="000000"/>
-        </w:rPr>
-        <w:t>Feature engineering strongly affects predictive performance</w:t>
-      </w:r>
-    </w:p>
-    <w:p>
-      <w:pPr>
-        <w:pStyle w:val="NormalWeb"/>
-        <w:numPr>
-          <w:ilvl w:val="0"/>
-          <w:numId w:val="39"/>
-        </w:numPr>
-        <w:spacing w:before="0" w:beforeAutospacing="0" w:after="0" w:afterAutospacing="0" w:line="360" w:lineRule="auto"/>
-        <w:rPr>
-          <w:color w:val="000000"/>
-        </w:rPr>
-      </w:pPr>
-      <w:r>
-        <w:rPr>
-          <w:color w:val="000000"/>
-        </w:rPr>
-        <w:t>Precision-recall analysis is essential for imbalanced classification</w:t>
-      </w:r>
-    </w:p>
-    <w:p>
-      <w:pPr>
-        <w:pStyle w:val="NormalWeb"/>
-        <w:numPr>
-          <w:ilvl w:val="0"/>
-          <w:numId w:val="39"/>
-        </w:numPr>
-        <w:spacing w:before="0" w:beforeAutospacing="0" w:after="0" w:afterAutospacing="0" w:line="360" w:lineRule="auto"/>
-        <w:rPr>
-          <w:color w:val="000000"/>
-        </w:rPr>
-      </w:pPr>
-      <w:r>
-        <w:rPr>
-          <w:color w:val="000000"/>
-        </w:rPr>
-        <w:t>Probability calibration behavior matters in operational prediction systems</w:t>
-      </w:r>
-    </w:p>
-    <w:p>
-      <w:pPr>
-        <w:pStyle w:val="NormalWeb"/>
-        <w:numPr>
-          <w:ilvl w:val="0"/>
-          <w:numId w:val="39"/>
-        </w:numPr>
-        <w:spacing w:before="0" w:beforeAutospacing="0" w:after="0" w:afterAutospacing="0" w:line="360" w:lineRule="auto"/>
-        <w:rPr>
-          <w:color w:val="000000"/>
-        </w:rPr>
-      </w:pPr>
-      <w:r>
-        <w:rPr>
-          <w:color w:val="000000"/>
-        </w:rPr>
-        <w:t>Minority class prediction remains difficult even with advanced models</w:t>
-      </w:r>
-    </w:p>
-    <w:p>
-      <w:pPr>
-        <w:pStyle w:val="NormalWeb"/>
-        <w:spacing w:before="0" w:beforeAutospacing="0" w:after="0" w:afterAutospacing="0" w:line="360" w:lineRule="auto"/>
-        <w:rPr>
-          <w:color w:val="000000"/>
-        </w:rPr>
-      </w:pPr>
-      <w:r>
-        <w:rPr>
-          <w:color w:val="000000"/>
-        </w:rPr>
-        <w:t>The project also demonstrated that multiclass operational prediction problems are significantly more difficult than binary classification tasks.</w:t>
+        <w:t>the most challenging and</w:t>
+      </w:r>
+      <w:r>
+        <w:rPr>
+          <w:rStyle w:val="apple-converted-space"/>
+          <w:rFonts w:eastAsiaTheme="majorEastAsia"/>
+          <w:color w:val="000000"/>
+        </w:rPr>
+        <w:t> </w:t>
+      </w:r>
+      <w:r>
+        <w:rPr>
+          <w:color w:val="000000"/>
+        </w:rPr>
+        <w:t>most rewarding part of the project. It taught us that how a problem is framed</w:t>
+      </w:r>
+      <w:r>
+        <w:rPr>
+          <w:rStyle w:val="apple-converted-space"/>
+          <w:rFonts w:eastAsiaTheme="majorEastAsia"/>
+          <w:color w:val="000000"/>
+        </w:rPr>
+        <w:t> </w:t>
+      </w:r>
+      <w:r>
+        <w:rPr>
+          <w:color w:val="000000"/>
+        </w:rPr>
+        <w:t>fundamentally shapes what the model can learn, and that data-driven label</w:t>
+      </w:r>
+      <w:r>
+        <w:rPr>
+          <w:rStyle w:val="apple-converted-space"/>
+          <w:rFonts w:eastAsiaTheme="majorEastAsia"/>
+          <w:color w:val="000000"/>
+        </w:rPr>
+        <w:t> </w:t>
+      </w:r>
+      <w:r>
+        <w:rPr>
+          <w:color w:val="000000"/>
+        </w:rPr>
+        <w:t>creation can produce more meaningful and realistic outcomes than relying on</w:t>
+      </w:r>
+      <w:r>
+        <w:rPr>
+          <w:rStyle w:val="apple-converted-space"/>
+          <w:rFonts w:eastAsiaTheme="majorEastAsia"/>
+          <w:color w:val="000000"/>
+        </w:rPr>
+        <w:t> </w:t>
+      </w:r>
+      <w:r>
+        <w:rPr>
+          <w:color w:val="000000"/>
+        </w:rPr>
+        <w:t>arbitrary fixed thresholds.</w:t>
       </w:r>
     </w:p>
     <w:p>
@@ -5598,7 +6787,6 @@
         <w:rPr>
           <w:color w:val="000000"/>
         </w:rPr>
-        <w:lastRenderedPageBreak/>
         <w:t>Deep learning architectures</w:t>
       </w:r>
     </w:p>
@@ -5671,6 +6859,7 @@
         <w:rPr>
           <w:color w:val="000000"/>
         </w:rPr>
+        <w:lastRenderedPageBreak/>
         <w:t>9. Conclusion</w:t>
       </w:r>
     </w:p>
@@ -5686,67 +6875,345 @@
         <w:rPr>
           <w:color w:val="000000"/>
         </w:rPr>
-        <w:t>This project compared Logistic Regression, Random Forest, and XGBoost for multiclass flight delay severity prediction using operational airline data from flights departing Harrisburg International Airport (MDT).</w:t>
-      </w:r>
-    </w:p>
-    <w:p>
-      <w:pPr>
-        <w:pStyle w:val="NormalWeb"/>
-        <w:spacing w:before="0" w:beforeAutospacing="0" w:after="0" w:afterAutospacing="0" w:line="360" w:lineRule="auto"/>
-        <w:rPr>
-          <w:color w:val="000000"/>
-        </w:rPr>
-      </w:pPr>
-      <w:r>
-        <w:rPr>
-          <w:color w:val="000000"/>
-        </w:rPr>
-        <w:t>The results showed that ensemble learning methods substantially outperformed Logistic Regression. XGBoost achieved the strongest ROC-AUC and Average Precision performance, while Random Forest achieved the best weighted F1-score balance across classes.</w:t>
-      </w:r>
-    </w:p>
-    <w:p>
-      <w:pPr>
-        <w:pStyle w:val="NormalWeb"/>
-        <w:spacing w:before="0" w:beforeAutospacing="0" w:after="0" w:afterAutospacing="0" w:line="360" w:lineRule="auto"/>
-        <w:rPr>
-          <w:color w:val="000000"/>
-        </w:rPr>
-      </w:pPr>
-      <w:r>
-        <w:rPr>
-          <w:color w:val="000000"/>
-        </w:rPr>
-        <w:t>The project also demonstrated that multiclass flight delay prediction is highly challenging under severe class imbalance conditions. Although advanced models performed reasonably well overall, minority Severe delay prediction remained difficult.</w:t>
-      </w:r>
-    </w:p>
-    <w:p>
-      <w:pPr>
-        <w:pStyle w:val="NormalWeb"/>
-        <w:spacing w:before="0" w:beforeAutospacing="0" w:after="0" w:afterAutospacing="0" w:line="360" w:lineRule="auto"/>
-        <w:rPr>
-          <w:color w:val="000000"/>
-        </w:rPr>
-      </w:pPr>
-      <w:r>
-        <w:rPr>
-          <w:color w:val="000000"/>
-        </w:rPr>
-        <w:t>Feature importance analysis showed that scheduling variables, operational timing patterns, carrier-specific effects, and previous flight delays strongly influence airline delay behavior.</w:t>
-      </w:r>
-    </w:p>
-    <w:p>
-      <w:pPr>
-        <w:pStyle w:val="NormalWeb"/>
-        <w:spacing w:before="0" w:beforeAutospacing="0" w:after="0" w:afterAutospacing="0" w:line="360" w:lineRule="auto"/>
-        <w:rPr>
-          <w:color w:val="000000"/>
-        </w:rPr>
-      </w:pPr>
-      <w:r>
-        <w:rPr>
-          <w:color w:val="000000"/>
-        </w:rPr>
-        <w:t>Overall, the project demonstrated both the potential and limitations of machine learning for real-world transportation analytics and operational prediction systems.</w:t>
+        <w:t>This project compared Logistic Regression, Random Forest, and XGBoost for</w:t>
+      </w:r>
+      <w:r>
+        <w:rPr>
+          <w:rStyle w:val="apple-converted-space"/>
+          <w:rFonts w:eastAsiaTheme="majorEastAsia"/>
+          <w:color w:val="000000"/>
+        </w:rPr>
+        <w:t> </w:t>
+      </w:r>
+      <w:r>
+        <w:rPr>
+          <w:color w:val="000000"/>
+        </w:rPr>
+        <w:t>multiclass flight delay severity prediction using operational airline data from</w:t>
+      </w:r>
+      <w:r>
+        <w:rPr>
+          <w:rStyle w:val="apple-converted-space"/>
+          <w:rFonts w:eastAsiaTheme="majorEastAsia"/>
+          <w:color w:val="000000"/>
+        </w:rPr>
+        <w:t> </w:t>
+      </w:r>
+      <w:r>
+        <w:rPr>
+          <w:color w:val="000000"/>
+        </w:rPr>
+        <w:t>flights departing Harrisburg International Airport (MDT).</w:t>
+      </w:r>
+    </w:p>
+    <w:p>
+      <w:pPr>
+        <w:pStyle w:val="NormalWeb"/>
+        <w:spacing w:before="0" w:beforeAutospacing="0" w:after="0" w:afterAutospacing="0" w:line="360" w:lineRule="auto"/>
+        <w:rPr>
+          <w:color w:val="000000"/>
+        </w:rPr>
+      </w:pPr>
+      <w:r>
+        <w:rPr>
+          <w:color w:val="000000"/>
+        </w:rPr>
+        <w:t>The results showed that ensemble learning methods substantially outperformed</w:t>
+      </w:r>
+      <w:r>
+        <w:rPr>
+          <w:rStyle w:val="apple-converted-space"/>
+          <w:rFonts w:eastAsiaTheme="majorEastAsia"/>
+          <w:color w:val="000000"/>
+        </w:rPr>
+        <w:t> </w:t>
+      </w:r>
+      <w:r>
+        <w:rPr>
+          <w:color w:val="000000"/>
+        </w:rPr>
+        <w:t>Logistic Regression, which collapsed into biased predictions due to the highly</w:t>
+      </w:r>
+      <w:r>
+        <w:rPr>
+          <w:rStyle w:val="apple-converted-space"/>
+          <w:rFonts w:eastAsiaTheme="majorEastAsia"/>
+          <w:color w:val="000000"/>
+        </w:rPr>
+        <w:t> </w:t>
+      </w:r>
+      <w:r>
+        <w:rPr>
+          <w:color w:val="000000"/>
+        </w:rPr>
+        <w:t>nonlinear and imbalanced nature of the data. Between the two ensemble models,</w:t>
+      </w:r>
+      <w:r>
+        <w:rPr>
+          <w:rStyle w:val="apple-converted-space"/>
+          <w:rFonts w:eastAsiaTheme="majorEastAsia"/>
+          <w:color w:val="000000"/>
+        </w:rPr>
+        <w:t> </w:t>
+      </w:r>
+      <w:r>
+        <w:rPr>
+          <w:color w:val="000000"/>
+        </w:rPr>
+        <w:t>performance differences depended on the evaluation perspective. XGBoost achieved</w:t>
+      </w:r>
+      <w:r>
+        <w:rPr>
+          <w:rStyle w:val="apple-converted-space"/>
+          <w:rFonts w:eastAsiaTheme="majorEastAsia"/>
+          <w:color w:val="000000"/>
+        </w:rPr>
+        <w:t> </w:t>
+      </w:r>
+      <w:r>
+        <w:rPr>
+          <w:color w:val="000000"/>
+        </w:rPr>
+        <w:t>the strongest probability ranking ability, with a weighted ROC-AUC of 0.687 and</w:t>
+      </w:r>
+      <w:r>
+        <w:rPr>
+          <w:rStyle w:val="apple-converted-space"/>
+          <w:rFonts w:eastAsiaTheme="majorEastAsia"/>
+          <w:color w:val="000000"/>
+        </w:rPr>
+        <w:t> </w:t>
+      </w:r>
+      <w:r>
+        <w:rPr>
+          <w:color w:val="000000"/>
+        </w:rPr>
+        <w:t>Average Precision of 0.665. Random Forest achieved the best classification balance,</w:t>
+      </w:r>
+      <w:r>
+        <w:rPr>
+          <w:rStyle w:val="apple-converted-space"/>
+          <w:rFonts w:eastAsiaTheme="majorEastAsia"/>
+          <w:color w:val="000000"/>
+        </w:rPr>
+        <w:t> </w:t>
+      </w:r>
+      <w:r>
+        <w:rPr>
+          <w:color w:val="000000"/>
+        </w:rPr>
+        <w:t xml:space="preserve">with a weighted F1-score of 0.6214 and macro F1-score of </w:t>
+      </w:r>
+      <w:r>
+        <w:rPr>
+          <w:color w:val="000000"/>
+        </w:rPr>
+        <w:t>0.3319 and</w:t>
+      </w:r>
+      <w:r>
+        <w:rPr>
+          <w:color w:val="000000"/>
+        </w:rPr>
+        <w:t xml:space="preserve"> maintained</w:t>
+      </w:r>
+      <w:r>
+        <w:rPr>
+          <w:rStyle w:val="apple-converted-space"/>
+          <w:rFonts w:eastAsiaTheme="majorEastAsia"/>
+          <w:color w:val="000000"/>
+        </w:rPr>
+        <w:t> </w:t>
+      </w:r>
+      <w:r>
+        <w:rPr>
+          <w:color w:val="000000"/>
+        </w:rPr>
+        <w:t>better recognition of minority Moderate and Severe delay classes.</w:t>
+      </w:r>
+    </w:p>
+    <w:p>
+      <w:pPr>
+        <w:pStyle w:val="NormalWeb"/>
+        <w:spacing w:before="0" w:beforeAutospacing="0" w:after="0" w:afterAutospacing="0" w:line="360" w:lineRule="auto"/>
+        <w:rPr>
+          <w:color w:val="000000"/>
+        </w:rPr>
+      </w:pPr>
+      <w:r>
+        <w:rPr>
+          <w:color w:val="000000"/>
+        </w:rPr>
+        <w:t>For operational delay severity prediction where correctly identifying serious</w:t>
+      </w:r>
+      <w:r>
+        <w:rPr>
+          <w:rStyle w:val="apple-converted-space"/>
+          <w:rFonts w:eastAsiaTheme="majorEastAsia"/>
+          <w:color w:val="000000"/>
+        </w:rPr>
+        <w:t> </w:t>
+      </w:r>
+      <w:r>
+        <w:rPr>
+          <w:color w:val="000000"/>
+        </w:rPr>
+        <w:t>disruptions is important, Random Forest is the recommended model based on its</w:t>
+      </w:r>
+      <w:r>
+        <w:rPr>
+          <w:rStyle w:val="apple-converted-space"/>
+          <w:rFonts w:eastAsiaTheme="majorEastAsia"/>
+          <w:color w:val="000000"/>
+        </w:rPr>
+        <w:t> </w:t>
+      </w:r>
+      <w:r>
+        <w:rPr>
+          <w:color w:val="000000"/>
+        </w:rPr>
+        <w:t>stronger minority class performance and more balanced confusion matrix. XGBoost</w:t>
+      </w:r>
+      <w:r>
+        <w:rPr>
+          <w:rStyle w:val="apple-converted-space"/>
+          <w:rFonts w:eastAsiaTheme="majorEastAsia"/>
+          <w:color w:val="000000"/>
+        </w:rPr>
+        <w:t> </w:t>
+      </w:r>
+      <w:r>
+        <w:rPr>
+          <w:color w:val="000000"/>
+        </w:rPr>
+        <w:t>remains a strong alternative when overall probability discrimination is prioritized.</w:t>
+      </w:r>
+    </w:p>
+    <w:p>
+      <w:pPr>
+        <w:pStyle w:val="NormalWeb"/>
+        <w:spacing w:before="0" w:beforeAutospacing="0" w:after="0" w:afterAutospacing="0" w:line="360" w:lineRule="auto"/>
+        <w:rPr>
+          <w:color w:val="000000"/>
+        </w:rPr>
+      </w:pPr>
+      <w:r>
+        <w:rPr>
+          <w:color w:val="000000"/>
+        </w:rPr>
+        <w:t>The project also confirmed that scheduling variables, carrier-specific effects,</w:t>
+      </w:r>
+      <w:r>
+        <w:rPr>
+          <w:rStyle w:val="apple-converted-space"/>
+          <w:rFonts w:eastAsiaTheme="majorEastAsia"/>
+          <w:color w:val="000000"/>
+        </w:rPr>
+        <w:t> </w:t>
+      </w:r>
+      <w:r>
+        <w:rPr>
+          <w:color w:val="000000"/>
+        </w:rPr>
+        <w:t>and previous flight delay status are among the strongest predictors of delay</w:t>
+      </w:r>
+      <w:r>
+        <w:rPr>
+          <w:rStyle w:val="apple-converted-space"/>
+          <w:rFonts w:eastAsiaTheme="majorEastAsia"/>
+          <w:color w:val="000000"/>
+        </w:rPr>
+        <w:t> </w:t>
+      </w:r>
+      <w:r>
+        <w:rPr>
+          <w:color w:val="000000"/>
+        </w:rPr>
+        <w:t>severity for flights departing MDT. The importance of previous flight delay status</w:t>
+      </w:r>
+      <w:r>
+        <w:rPr>
+          <w:rStyle w:val="apple-converted-space"/>
+          <w:rFonts w:eastAsiaTheme="majorEastAsia"/>
+          <w:color w:val="000000"/>
+        </w:rPr>
+        <w:t> </w:t>
+      </w:r>
+      <w:r>
+        <w:rPr>
+          <w:color w:val="000000"/>
+        </w:rPr>
+        <w:t>specifically supports the concept of delay propagation across the airline network.</w:t>
+      </w:r>
+    </w:p>
+    <w:p>
+      <w:pPr>
+        <w:pStyle w:val="NormalWeb"/>
+        <w:spacing w:before="0" w:beforeAutospacing="0" w:after="0" w:afterAutospacing="0" w:line="360" w:lineRule="auto"/>
+        <w:rPr>
+          <w:color w:val="000000"/>
+        </w:rPr>
+      </w:pPr>
+      <w:r>
+        <w:rPr>
+          <w:color w:val="000000"/>
+        </w:rPr>
+        <w:t>Overall, the project demonstrated both the potential and the real limitations of</w:t>
+      </w:r>
+      <w:r>
+        <w:rPr>
+          <w:rStyle w:val="apple-converted-space"/>
+          <w:rFonts w:eastAsiaTheme="majorEastAsia"/>
+          <w:color w:val="000000"/>
+        </w:rPr>
+        <w:t> </w:t>
+      </w:r>
+      <w:r>
+        <w:rPr>
+          <w:color w:val="000000"/>
+        </w:rPr>
+        <w:t>machine learning for transportation delay prediction, particularly under severe</w:t>
+      </w:r>
+      <w:r>
+        <w:rPr>
+          <w:rStyle w:val="apple-converted-space"/>
+          <w:rFonts w:eastAsiaTheme="majorEastAsia"/>
+          <w:color w:val="000000"/>
+        </w:rPr>
+        <w:t> </w:t>
+      </w:r>
+      <w:r>
+        <w:rPr>
+          <w:color w:val="000000"/>
+        </w:rPr>
+        <w:t>class imbalance. Future work could explore SMOTE oversampling, weather data</w:t>
+      </w:r>
+      <w:r>
+        <w:rPr>
+          <w:rStyle w:val="apple-converted-space"/>
+          <w:rFonts w:eastAsiaTheme="majorEastAsia"/>
+          <w:color w:val="000000"/>
+        </w:rPr>
+        <w:t> </w:t>
+      </w:r>
+      <w:r>
+        <w:rPr>
+          <w:color w:val="000000"/>
+        </w:rPr>
+        <w:t>integration, hyperparameter optimization, and temporal sequence models to further</w:t>
+      </w:r>
+      <w:r>
+        <w:rPr>
+          <w:rStyle w:val="apple-converted-space"/>
+          <w:rFonts w:eastAsiaTheme="majorEastAsia"/>
+          <w:color w:val="000000"/>
+        </w:rPr>
+        <w:t> </w:t>
+      </w:r>
+      <w:r>
+        <w:rPr>
+          <w:color w:val="000000"/>
+        </w:rPr>
+        <w:t>improve minority class prediction performance.</w:t>
       </w:r>
     </w:p>
     <w:p>
@@ -10541,6 +12008,119 @@
     </w:lvl>
   </w:abstractNum>
   <w:abstractNum w:abstractNumId="32" w15:restartNumberingAfterBreak="0">
+    <w:nsid w:val="5E785B12"/>
+    <w:multiLevelType w:val="hybridMultilevel"/>
+    <w:tmpl w:val="27B83BF2"/>
+    <w:lvl w:ilvl="0" w:tplc="04090001">
+      <w:start w:val="1"/>
+      <w:numFmt w:val="bullet"/>
+      <w:lvlText w:val=""/>
+      <w:lvlJc w:val="left"/>
+      <w:pPr>
+        <w:ind w:left="720" w:hanging="360"/>
+      </w:pPr>
+      <w:rPr>
+        <w:rFonts w:ascii="Symbol" w:hAnsi="Symbol" w:hint="default"/>
+      </w:rPr>
+    </w:lvl>
+    <w:lvl w:ilvl="1" w:tplc="04090003" w:tentative="1">
+      <w:start w:val="1"/>
+      <w:numFmt w:val="bullet"/>
+      <w:lvlText w:val="o"/>
+      <w:lvlJc w:val="left"/>
+      <w:pPr>
+        <w:ind w:left="1440" w:hanging="360"/>
+      </w:pPr>
+      <w:rPr>
+        <w:rFonts w:ascii="Courier New" w:hAnsi="Courier New" w:cs="Courier New" w:hint="default"/>
+      </w:rPr>
+    </w:lvl>
+    <w:lvl w:ilvl="2" w:tplc="04090005" w:tentative="1">
+      <w:start w:val="1"/>
+      <w:numFmt w:val="bullet"/>
+      <w:lvlText w:val=""/>
+      <w:lvlJc w:val="left"/>
+      <w:pPr>
+        <w:ind w:left="2160" w:hanging="360"/>
+      </w:pPr>
+      <w:rPr>
+        <w:rFonts w:ascii="Wingdings" w:hAnsi="Wingdings" w:hint="default"/>
+      </w:rPr>
+    </w:lvl>
+    <w:lvl w:ilvl="3" w:tplc="04090001" w:tentative="1">
+      <w:start w:val="1"/>
+      <w:numFmt w:val="bullet"/>
+      <w:lvlText w:val=""/>
+      <w:lvlJc w:val="left"/>
+      <w:pPr>
+        <w:ind w:left="2880" w:hanging="360"/>
+      </w:pPr>
+      <w:rPr>
+        <w:rFonts w:ascii="Symbol" w:hAnsi="Symbol" w:hint="default"/>
+      </w:rPr>
+    </w:lvl>
+    <w:lvl w:ilvl="4" w:tplc="04090003" w:tentative="1">
+      <w:start w:val="1"/>
+      <w:numFmt w:val="bullet"/>
+      <w:lvlText w:val="o"/>
+      <w:lvlJc w:val="left"/>
+      <w:pPr>
+        <w:ind w:left="3600" w:hanging="360"/>
+      </w:pPr>
+      <w:rPr>
+        <w:rFonts w:ascii="Courier New" w:hAnsi="Courier New" w:cs="Courier New" w:hint="default"/>
+      </w:rPr>
+    </w:lvl>
+    <w:lvl w:ilvl="5" w:tplc="04090005" w:tentative="1">
+      <w:start w:val="1"/>
+      <w:numFmt w:val="bullet"/>
+      <w:lvlText w:val=""/>
+      <w:lvlJc w:val="left"/>
+      <w:pPr>
+        <w:ind w:left="4320" w:hanging="360"/>
+      </w:pPr>
+      <w:rPr>
+        <w:rFonts w:ascii="Wingdings" w:hAnsi="Wingdings" w:hint="default"/>
+      </w:rPr>
+    </w:lvl>
+    <w:lvl w:ilvl="6" w:tplc="04090001" w:tentative="1">
+      <w:start w:val="1"/>
+      <w:numFmt w:val="bullet"/>
+      <w:lvlText w:val=""/>
+      <w:lvlJc w:val="left"/>
+      <w:pPr>
+        <w:ind w:left="5040" w:hanging="360"/>
+      </w:pPr>
+      <w:rPr>
+        <w:rFonts w:ascii="Symbol" w:hAnsi="Symbol" w:hint="default"/>
+      </w:rPr>
+    </w:lvl>
+    <w:lvl w:ilvl="7" w:tplc="04090003" w:tentative="1">
+      <w:start w:val="1"/>
+      <w:numFmt w:val="bullet"/>
+      <w:lvlText w:val="o"/>
+      <w:lvlJc w:val="left"/>
+      <w:pPr>
+        <w:ind w:left="5760" w:hanging="360"/>
+      </w:pPr>
+      <w:rPr>
+        <w:rFonts w:ascii="Courier New" w:hAnsi="Courier New" w:cs="Courier New" w:hint="default"/>
+      </w:rPr>
+    </w:lvl>
+    <w:lvl w:ilvl="8" w:tplc="04090005" w:tentative="1">
+      <w:start w:val="1"/>
+      <w:numFmt w:val="bullet"/>
+      <w:lvlText w:val=""/>
+      <w:lvlJc w:val="left"/>
+      <w:pPr>
+        <w:ind w:left="6480" w:hanging="360"/>
+      </w:pPr>
+      <w:rPr>
+        <w:rFonts w:ascii="Wingdings" w:hAnsi="Wingdings" w:hint="default"/>
+      </w:rPr>
+    </w:lvl>
+  </w:abstractNum>
+  <w:abstractNum w:abstractNumId="33" w15:restartNumberingAfterBreak="0">
     <w:nsid w:val="5F697D8C"/>
     <w:multiLevelType w:val="multilevel"/>
     <w:tmpl w:val="57DAE250"/>
@@ -10689,7 +12269,7 @@
       </w:rPr>
     </w:lvl>
   </w:abstractNum>
-  <w:abstractNum w:abstractNumId="33" w15:restartNumberingAfterBreak="0">
+  <w:abstractNum w:abstractNumId="34" w15:restartNumberingAfterBreak="0">
     <w:nsid w:val="5F7C6323"/>
     <w:multiLevelType w:val="multilevel"/>
     <w:tmpl w:val="E14A747A"/>
@@ -10838,7 +12418,7 @@
       </w:rPr>
     </w:lvl>
   </w:abstractNum>
-  <w:abstractNum w:abstractNumId="34" w15:restartNumberingAfterBreak="0">
+  <w:abstractNum w:abstractNumId="35" w15:restartNumberingAfterBreak="0">
     <w:nsid w:val="620B0C03"/>
     <w:multiLevelType w:val="multilevel"/>
     <w:tmpl w:val="EE6A1898"/>
@@ -10987,7 +12567,7 @@
       </w:rPr>
     </w:lvl>
   </w:abstractNum>
-  <w:abstractNum w:abstractNumId="35" w15:restartNumberingAfterBreak="0">
+  <w:abstractNum w:abstractNumId="36" w15:restartNumberingAfterBreak="0">
     <w:nsid w:val="63A61374"/>
     <w:multiLevelType w:val="multilevel"/>
     <w:tmpl w:val="15A6FBC8"/>
@@ -11136,7 +12716,7 @@
       </w:rPr>
     </w:lvl>
   </w:abstractNum>
-  <w:abstractNum w:abstractNumId="36" w15:restartNumberingAfterBreak="0">
+  <w:abstractNum w:abstractNumId="37" w15:restartNumberingAfterBreak="0">
     <w:nsid w:val="69466857"/>
     <w:multiLevelType w:val="multilevel"/>
     <w:tmpl w:val="2426305C"/>
@@ -11285,7 +12865,7 @@
       </w:rPr>
     </w:lvl>
   </w:abstractNum>
-  <w:abstractNum w:abstractNumId="37" w15:restartNumberingAfterBreak="0">
+  <w:abstractNum w:abstractNumId="38" w15:restartNumberingAfterBreak="0">
     <w:nsid w:val="69E41078"/>
     <w:multiLevelType w:val="multilevel"/>
     <w:tmpl w:val="1F44C7C8"/>
@@ -11434,7 +13014,7 @@
       </w:rPr>
     </w:lvl>
   </w:abstractNum>
-  <w:abstractNum w:abstractNumId="38" w15:restartNumberingAfterBreak="0">
+  <w:abstractNum w:abstractNumId="39" w15:restartNumberingAfterBreak="0">
     <w:nsid w:val="6A923C24"/>
     <w:multiLevelType w:val="multilevel"/>
     <w:tmpl w:val="C13CBACA"/>
@@ -11583,7 +13163,7 @@
       </w:rPr>
     </w:lvl>
   </w:abstractNum>
-  <w:abstractNum w:abstractNumId="39" w15:restartNumberingAfterBreak="0">
+  <w:abstractNum w:abstractNumId="40" w15:restartNumberingAfterBreak="0">
     <w:nsid w:val="6C565C6B"/>
     <w:multiLevelType w:val="multilevel"/>
     <w:tmpl w:val="80907212"/>
@@ -11732,7 +13312,7 @@
       </w:rPr>
     </w:lvl>
   </w:abstractNum>
-  <w:abstractNum w:abstractNumId="40" w15:restartNumberingAfterBreak="0">
+  <w:abstractNum w:abstractNumId="41" w15:restartNumberingAfterBreak="0">
     <w:nsid w:val="6EA33A1F"/>
     <w:multiLevelType w:val="multilevel"/>
     <w:tmpl w:val="F88CBFCA"/>
@@ -11881,7 +13461,7 @@
       </w:rPr>
     </w:lvl>
   </w:abstractNum>
-  <w:abstractNum w:abstractNumId="41" w15:restartNumberingAfterBreak="0">
+  <w:abstractNum w:abstractNumId="42" w15:restartNumberingAfterBreak="0">
     <w:nsid w:val="7267389C"/>
     <w:multiLevelType w:val="multilevel"/>
     <w:tmpl w:val="F1B433CA"/>
@@ -12030,7 +13610,7 @@
       </w:rPr>
     </w:lvl>
   </w:abstractNum>
-  <w:abstractNum w:abstractNumId="42" w15:restartNumberingAfterBreak="0">
+  <w:abstractNum w:abstractNumId="43" w15:restartNumberingAfterBreak="0">
     <w:nsid w:val="75A51522"/>
     <w:multiLevelType w:val="multilevel"/>
     <w:tmpl w:val="FFD41468"/>
@@ -12192,7 +13772,7 @@
     <w:abstractNumId w:val="22"/>
   </w:num>
   <w:num w:numId="5" w16cid:durableId="1709649157">
-    <w:abstractNumId w:val="37"/>
+    <w:abstractNumId w:val="38"/>
   </w:num>
   <w:num w:numId="6" w16cid:durableId="1438062384">
     <w:abstractNumId w:val="31"/>
@@ -12201,7 +13781,7 @@
     <w:abstractNumId w:val="26"/>
   </w:num>
   <w:num w:numId="8" w16cid:durableId="1680691844">
-    <w:abstractNumId w:val="33"/>
+    <w:abstractNumId w:val="34"/>
   </w:num>
   <w:num w:numId="9" w16cid:durableId="879631630">
     <w:abstractNumId w:val="29"/>
@@ -12213,10 +13793,10 @@
     <w:abstractNumId w:val="2"/>
   </w:num>
   <w:num w:numId="12" w16cid:durableId="1716929348">
-    <w:abstractNumId w:val="34"/>
+    <w:abstractNumId w:val="35"/>
   </w:num>
   <w:num w:numId="13" w16cid:durableId="242032986">
-    <w:abstractNumId w:val="41"/>
+    <w:abstractNumId w:val="42"/>
   </w:num>
   <w:num w:numId="14" w16cid:durableId="471950667">
     <w:abstractNumId w:val="23"/>
@@ -12225,10 +13805,10 @@
     <w:abstractNumId w:val="17"/>
   </w:num>
   <w:num w:numId="16" w16cid:durableId="1165441994">
-    <w:abstractNumId w:val="38"/>
+    <w:abstractNumId w:val="39"/>
   </w:num>
   <w:num w:numId="17" w16cid:durableId="1336883866">
-    <w:abstractNumId w:val="36"/>
+    <w:abstractNumId w:val="37"/>
   </w:num>
   <w:num w:numId="18" w16cid:durableId="1685982256">
     <w:abstractNumId w:val="30"/>
@@ -12243,7 +13823,7 @@
     <w:abstractNumId w:val="5"/>
   </w:num>
   <w:num w:numId="22" w16cid:durableId="1593317400">
-    <w:abstractNumId w:val="39"/>
+    <w:abstractNumId w:val="40"/>
   </w:num>
   <w:num w:numId="23" w16cid:durableId="96561716">
     <w:abstractNumId w:val="7"/>
@@ -12282,16 +13862,16 @@
     <w:abstractNumId w:val="27"/>
   </w:num>
   <w:num w:numId="35" w16cid:durableId="393282412">
-    <w:abstractNumId w:val="40"/>
+    <w:abstractNumId w:val="41"/>
   </w:num>
   <w:num w:numId="36" w16cid:durableId="191191793">
-    <w:abstractNumId w:val="42"/>
+    <w:abstractNumId w:val="43"/>
   </w:num>
   <w:num w:numId="37" w16cid:durableId="1005011667">
     <w:abstractNumId w:val="9"/>
   </w:num>
   <w:num w:numId="38" w16cid:durableId="1739550817">
-    <w:abstractNumId w:val="35"/>
+    <w:abstractNumId w:val="36"/>
   </w:num>
   <w:num w:numId="39" w16cid:durableId="1673070231">
     <w:abstractNumId w:val="0"/>
@@ -12300,13 +13880,16 @@
     <w:abstractNumId w:val="1"/>
   </w:num>
   <w:num w:numId="41" w16cid:durableId="1659460898">
-    <w:abstractNumId w:val="32"/>
+    <w:abstractNumId w:val="33"/>
   </w:num>
   <w:num w:numId="42" w16cid:durableId="593517130">
     <w:abstractNumId w:val="14"/>
   </w:num>
   <w:num w:numId="43" w16cid:durableId="1362894438">
     <w:abstractNumId w:val="10"/>
+  </w:num>
+  <w:num w:numId="44" w16cid:durableId="348258862">
+    <w:abstractNumId w:val="32"/>
   </w:num>
 </w:numbering>
 </file>
